--- a/Meeting/Khoi 6/Tuan 10 - Hop khoi 6/Tháng 9-2026 Trao đổi chuyên môn.docx
+++ b/Meeting/Khoi 6/Tuan 10 - Hop khoi 6/Tháng 9-2026 Trao đổi chuyên môn.docx
@@ -334,55 +334,46 @@
         <w:spacing w:line="360" w:lineRule="auto"/>
         <w:jc w:val="both"/>
         <w:rPr>
-          <w:sz w:val="26"/>
-          <w:szCs w:val="26"/>
-        </w:rPr>
-      </w:pPr>
-      <w:r>
-        <w:rPr>
-          <w:sz w:val="26"/>
-          <w:szCs w:val="26"/>
-        </w:rPr>
-        <w:t xml:space="preserve">+ </w:t>
-      </w:r>
-      <w:r>
-        <w:rPr>
-          <w:sz w:val="26"/>
-          <w:szCs w:val="26"/>
-        </w:rPr>
-        <w:t xml:space="preserve"> </w:t>
-      </w:r>
-      <w:r>
-        <w:rPr>
           <w:b/>
           <w:bCs/>
-          <w:sz w:val="26"/>
-          <w:szCs w:val="26"/>
-        </w:rPr>
-        <w:t>Giáo viên dạy chưa đúng thứ tự bài học theo chương trình.</w:t>
-      </w:r>
-      <w:r>
-        <w:rPr>
-          <w:sz w:val="26"/>
-          <w:szCs w:val="26"/>
-        </w:rPr>
-        <w:t xml:space="preserve"> Ví dụ: theo kế hoạch, trong tuần này các lớp cần triển khai </w:t>
-      </w:r>
+          <w:color w:val="EE0000"/>
+          <w:sz w:val="26"/>
+          <w:szCs w:val="26"/>
+        </w:rPr>
+      </w:pPr>
       <w:r>
         <w:rPr>
           <w:b/>
           <w:bCs/>
-          <w:sz w:val="26"/>
-          <w:szCs w:val="26"/>
-        </w:rPr>
-        <w:t>Bài số 7: Quan hệ chia hết và tính chất chia hết</w:t>
-      </w:r>
-      <w:r>
-        <w:rPr>
-          <w:sz w:val="26"/>
-          <w:szCs w:val="26"/>
-        </w:rPr>
-        <w:t xml:space="preserve">, tuy nhiên có giáo viên lại dạy sang </w:t>
+          <w:color w:val="ED7D31" w:themeColor="accent2"/>
+          <w:sz w:val="26"/>
+          <w:szCs w:val="26"/>
+        </w:rPr>
+        <w:t>Ví dụ: lớp 6.2C - LH</w:t>
+      </w:r>
+    </w:p>
+    <w:p>
+      <w:pPr>
+        <w:spacing w:line="360" w:lineRule="auto"/>
+        <w:jc w:val="both"/>
+        <w:rPr>
+          <w:sz w:val="26"/>
+          <w:szCs w:val="26"/>
+        </w:rPr>
+      </w:pPr>
+      <w:r>
+        <w:rPr>
+          <w:sz w:val="26"/>
+          <w:szCs w:val="26"/>
+        </w:rPr>
+        <w:t xml:space="preserve">+ </w:t>
+      </w:r>
+      <w:r>
+        <w:rPr>
+          <w:sz w:val="26"/>
+          <w:szCs w:val="26"/>
+        </w:rPr>
+        <w:t xml:space="preserve"> </w:t>
       </w:r>
       <w:r>
         <w:rPr>
@@ -391,14 +382,14 @@
           <w:sz w:val="26"/>
           <w:szCs w:val="26"/>
         </w:rPr>
-        <w:t>Bài số 8: Ôn tập tổng hợp</w:t>
-      </w:r>
-      <w:r>
-        <w:rPr>
-          <w:sz w:val="26"/>
-          <w:szCs w:val="26"/>
-        </w:rPr>
-        <w:t xml:space="preserve">. Giáo viên cần bám sát </w:t>
+        <w:t>Giáo viên dạy chưa đúng thứ tự bài học theo chương trình.</w:t>
+      </w:r>
+      <w:r>
+        <w:rPr>
+          <w:sz w:val="26"/>
+          <w:szCs w:val="26"/>
+        </w:rPr>
+        <w:t xml:space="preserve"> Ví dụ: theo kế hoạch, trong tuần này các lớp cần triển khai </w:t>
       </w:r>
       <w:r>
         <w:rPr>
@@ -407,6 +398,38 @@
           <w:sz w:val="26"/>
           <w:szCs w:val="26"/>
         </w:rPr>
+        <w:t>Bài số 7: Quan hệ chia hết và tính chất chia hết</w:t>
+      </w:r>
+      <w:r>
+        <w:rPr>
+          <w:sz w:val="26"/>
+          <w:szCs w:val="26"/>
+        </w:rPr>
+        <w:t xml:space="preserve">, tuy nhiên có giáo viên lại dạy sang </w:t>
+      </w:r>
+      <w:r>
+        <w:rPr>
+          <w:b/>
+          <w:bCs/>
+          <w:sz w:val="26"/>
+          <w:szCs w:val="26"/>
+        </w:rPr>
+        <w:t>Bài số 8: Ôn tập tổng hợp</w:t>
+      </w:r>
+      <w:r>
+        <w:rPr>
+          <w:sz w:val="26"/>
+          <w:szCs w:val="26"/>
+        </w:rPr>
+        <w:t xml:space="preserve">. Giáo viên cần bám sát </w:t>
+      </w:r>
+      <w:r>
+        <w:rPr>
+          <w:b/>
+          <w:bCs/>
+          <w:sz w:val="26"/>
+          <w:szCs w:val="26"/>
+        </w:rPr>
         <w:t>phân phối chương trình và nội dung bài dạy CLB đã gửi</w:t>
       </w:r>
       <w:r>
@@ -422,48 +445,22 @@
         <w:spacing w:line="360" w:lineRule="auto"/>
         <w:jc w:val="both"/>
         <w:rPr>
-          <w:sz w:val="26"/>
-          <w:szCs w:val="26"/>
-        </w:rPr>
-      </w:pPr>
-      <w:r>
-        <w:rPr>
-          <w:sz w:val="26"/>
-          <w:szCs w:val="26"/>
-        </w:rPr>
-        <w:t xml:space="preserve">+ </w:t>
-      </w:r>
-      <w:r>
-        <w:rPr>
           <w:b/>
           <w:bCs/>
-          <w:sz w:val="26"/>
-          <w:szCs w:val="26"/>
-        </w:rPr>
-        <w:t>Một số lớp chưa phân bổ thời gian dạy học hợp lý</w:t>
-      </w:r>
-      <w:r>
-        <w:rPr>
-          <w:sz w:val="26"/>
-          <w:szCs w:val="26"/>
-        </w:rPr>
-        <w:t xml:space="preserve">, dẫn đến việc dành quá nhiều thời gian cho phần lý thuyết, trong khi thời lượng dành cho học sinh luyện tập và vận dụng còn hạn chế. Giáo viên cần chủ động cân đối thời gian giữa các hoạt động, </w:t>
-      </w:r>
+          <w:color w:val="ED7D31" w:themeColor="accent2"/>
+          <w:sz w:val="26"/>
+          <w:szCs w:val="26"/>
+        </w:rPr>
+      </w:pPr>
       <w:r>
         <w:rPr>
           <w:b/>
           <w:bCs/>
-          <w:sz w:val="26"/>
-          <w:szCs w:val="26"/>
-        </w:rPr>
-        <w:t>đảm bảo học sinh có đủ thời gian thực hành bài tập và được chữa, sửa lỗi trong buổi học</w:t>
-      </w:r>
-      <w:r>
-        <w:rPr>
-          <w:sz w:val="26"/>
-          <w:szCs w:val="26"/>
-        </w:rPr>
-        <w:t>.</w:t>
+          <w:color w:val="ED7D31" w:themeColor="accent2"/>
+          <w:sz w:val="26"/>
+          <w:szCs w:val="26"/>
+        </w:rPr>
+        <w:t>Ví dụ: 6B3-CG, 6A4 – CG (Lớp cơ bản dạy phiếu mở rộng)</w:t>
       </w:r>
     </w:p>
     <w:p>
@@ -480,32 +477,79 @@
           <w:sz w:val="26"/>
           <w:szCs w:val="26"/>
         </w:rPr>
-        <w:t>+</w:t>
+        <w:t xml:space="preserve">+ </w:t>
       </w:r>
       <w:r>
         <w:rPr>
           <w:b/>
           <w:bCs/>
-        </w:rPr>
-        <w:t xml:space="preserve"> </w:t>
-      </w:r>
-      <w:r>
+          <w:sz w:val="26"/>
+          <w:szCs w:val="26"/>
+        </w:rPr>
+        <w:t>Một số lớp chưa phân bổ thời gian dạy học hợp lý</w:t>
+      </w:r>
+      <w:r>
+        <w:rPr>
+          <w:sz w:val="26"/>
+          <w:szCs w:val="26"/>
+        </w:rPr>
+        <w:t xml:space="preserve">, dẫn đến việc dành quá nhiều thời gian cho phần lý thuyết, trong khi thời lượng dành cho học sinh luyện tập và vận dụng còn hạn chế. </w:t>
+      </w:r>
+    </w:p>
+    <w:p>
+      <w:pPr>
+        <w:spacing w:line="360" w:lineRule="auto"/>
+        <w:jc w:val="both"/>
         <w:rPr>
           <w:b/>
           <w:bCs/>
-          <w:sz w:val="26"/>
-          <w:szCs w:val="26"/>
-        </w:rPr>
-        <w:t xml:space="preserve">Giáo viên </w:t>
-      </w:r>
+          <w:color w:val="ED7D31" w:themeColor="accent2"/>
+          <w:sz w:val="26"/>
+          <w:szCs w:val="26"/>
+        </w:rPr>
+      </w:pPr>
       <w:r>
         <w:rPr>
           <w:b/>
           <w:bCs/>
-          <w:sz w:val="26"/>
-          <w:szCs w:val="26"/>
-        </w:rPr>
-        <w:t>Bao quát lớp chưa tốt</w:t>
+          <w:color w:val="ED7D31" w:themeColor="accent2"/>
+          <w:sz w:val="26"/>
+          <w:szCs w:val="26"/>
+        </w:rPr>
+        <w:t>Ví dụ: 6.2C – LH, 6A1-MD, 6A2- XL; 6A2 – AK;…</w:t>
+      </w:r>
+    </w:p>
+    <w:p>
+      <w:pPr>
+        <w:spacing w:line="360" w:lineRule="auto"/>
+        <w:jc w:val="both"/>
+        <w:rPr>
+          <w:sz w:val="26"/>
+          <w:szCs w:val="26"/>
+        </w:rPr>
+      </w:pPr>
+      <w:r>
+        <w:rPr>
+          <w:sz w:val="26"/>
+          <w:szCs w:val="26"/>
+        </w:rPr>
+        <w:t>+</w:t>
+      </w:r>
+      <w:r>
+        <w:rPr>
+          <w:b/>
+          <w:bCs/>
+        </w:rPr>
+        <w:t xml:space="preserve"> </w:t>
+      </w:r>
+      <w:r>
+        <w:rPr>
+          <w:b/>
+          <w:bCs/>
+          <w:sz w:val="26"/>
+          <w:szCs w:val="26"/>
+        </w:rPr>
+        <w:t>Giáo viên Bao quát lớp chưa tốt</w:t>
       </w:r>
       <w:r>
         <w:rPr>
@@ -513,6 +557,29 @@
           <w:szCs w:val="26"/>
         </w:rPr>
         <w:t>, chưa kịp thời phát hiện và hỗ trợ những HS gặp khó khăn trong quá trình học.</w:t>
+      </w:r>
+    </w:p>
+    <w:p>
+      <w:pPr>
+        <w:spacing w:line="360" w:lineRule="auto"/>
+        <w:jc w:val="both"/>
+        <w:rPr>
+          <w:b/>
+          <w:bCs/>
+          <w:color w:val="ED7D31" w:themeColor="accent2"/>
+          <w:sz w:val="26"/>
+          <w:szCs w:val="26"/>
+        </w:rPr>
+      </w:pPr>
+      <w:r>
+        <w:rPr>
+          <w:b/>
+          <w:bCs/>
+          <w:color w:val="ED7D31" w:themeColor="accent2"/>
+          <w:sz w:val="26"/>
+          <w:szCs w:val="26"/>
+        </w:rPr>
+        <w:t>Ví dụ: 6A4- CG; 6A -MD,…</w:t>
       </w:r>
     </w:p>
     <w:p>
@@ -577,7 +644,21 @@
           <w:sz w:val="26"/>
           <w:szCs w:val="26"/>
         </w:rPr>
-        <w:t>Một số giáo viên chưa đeo thẻ tên mới (thẻ dây), trang phục chưa phù hợp với môi trường sư phạm (mặc váy ngắn, đi dép lê, dép Crocs,...).</w:t>
+        <w:t xml:space="preserve">Nhiều </w:t>
+      </w:r>
+      <w:r>
+        <w:rPr>
+          <w:sz w:val="26"/>
+          <w:szCs w:val="26"/>
+        </w:rPr>
+        <w:t xml:space="preserve">giáo viên chưa đeo thẻ </w:t>
+      </w:r>
+      <w:r>
+        <w:rPr>
+          <w:sz w:val="26"/>
+          <w:szCs w:val="26"/>
+        </w:rPr>
+        <w:t>trong quá trình giảng dạy trên lớp</w:t>
       </w:r>
     </w:p>
     <w:p>
@@ -586,23 +667,32 @@
         <w:jc w:val="both"/>
         <w:outlineLvl w:val="1"/>
         <w:rPr>
-          <w:sz w:val="26"/>
-          <w:szCs w:val="26"/>
-        </w:rPr>
-      </w:pPr>
-      <w:r>
-        <w:rPr>
-          <w:sz w:val="26"/>
-          <w:szCs w:val="26"/>
-        </w:rPr>
-        <w:t xml:space="preserve">+ </w:t>
-      </w:r>
-      <w:r>
-        <w:rPr>
-          <w:sz w:val="26"/>
-          <w:szCs w:val="26"/>
-        </w:rPr>
-        <w:t>Vẫn còn hiện tượng sử dụng điện thoại, laptop cho mục đích cá nhân trong thời gian giảng dạy.</w:t>
+          <w:b/>
+          <w:bCs/>
+          <w:color w:val="ED7D31" w:themeColor="accent2"/>
+          <w:sz w:val="26"/>
+          <w:szCs w:val="26"/>
+        </w:rPr>
+      </w:pPr>
+      <w:r>
+        <w:rPr>
+          <w:b/>
+          <w:bCs/>
+          <w:color w:val="ED7D31" w:themeColor="accent2"/>
+          <w:sz w:val="26"/>
+          <w:szCs w:val="26"/>
+        </w:rPr>
+        <w:t>Ví dụ</w:t>
+      </w:r>
+      <w:r>
+        <w:rPr>
+          <w:b/>
+          <w:bCs/>
+          <w:color w:val="ED7D31" w:themeColor="accent2"/>
+          <w:sz w:val="26"/>
+          <w:szCs w:val="26"/>
+        </w:rPr>
+        <w:t>: 6.3C- LH; 6.4A-LH; 6.4B-LH</w:t>
       </w:r>
     </w:p>
     <w:p>
@@ -620,35 +710,14 @@
           <w:sz w:val="26"/>
           <w:szCs w:val="26"/>
         </w:rPr>
-        <w:t>+</w:t>
-      </w:r>
-      <w:r>
-        <w:rPr>
-          <w:sz w:val="26"/>
-          <w:szCs w:val="26"/>
-        </w:rPr>
-        <w:t xml:space="preserve"> Giáo viên vào lớp muộn, </w:t>
-      </w:r>
-      <w:r>
-        <w:rPr>
-          <w:sz w:val="26"/>
-          <w:szCs w:val="26"/>
-        </w:rPr>
-        <w:t>chưa đảm bảo có mặt tại lớp tối thiểu 05 phút trước giờ học</w:t>
-      </w:r>
-      <w:r>
-        <w:rPr>
-          <w:sz w:val="26"/>
-          <w:szCs w:val="26"/>
-        </w:rPr>
-        <w:t xml:space="preserve"> </w:t>
-      </w:r>
-      <w:r>
-        <w:rPr>
-          <w:sz w:val="26"/>
-          <w:szCs w:val="26"/>
-        </w:rPr>
-        <w:t>ảnh hưởng đến thời lượng giảng dạy và tiến độ thực hiện kế hoạch bài học. Giáo viên cần chủ động sắp xếp thời gian, có mặt tại lớp đúng giờ để đảm bảo ổn định lớp học và triển khai bài giảng theo đúng kế hoạch.</w:t>
+        <w:t xml:space="preserve">+ </w:t>
+      </w:r>
+      <w:r>
+        <w:rPr>
+          <w:sz w:val="26"/>
+          <w:szCs w:val="26"/>
+        </w:rPr>
+        <w:t>Vẫn còn hiện tượng sử dụng điện thoại, laptop cho mục đích cá nhân trong thời gian giảng dạy.</w:t>
       </w:r>
     </w:p>
     <w:p>
@@ -666,7 +735,101 @@
           <w:sz w:val="26"/>
           <w:szCs w:val="26"/>
         </w:rPr>
+        <w:t>+</w:t>
+      </w:r>
+      <w:r>
+        <w:rPr>
+          <w:sz w:val="26"/>
+          <w:szCs w:val="26"/>
+        </w:rPr>
+        <w:t xml:space="preserve"> Giáo viên vào lớp muộn, </w:t>
+      </w:r>
+      <w:r>
+        <w:rPr>
+          <w:sz w:val="26"/>
+          <w:szCs w:val="26"/>
+        </w:rPr>
+        <w:t>chưa đảm bảo có mặt tại lớp tối thiểu 05 phút trước giờ học</w:t>
+      </w:r>
+      <w:r>
+        <w:rPr>
+          <w:sz w:val="26"/>
+          <w:szCs w:val="26"/>
+        </w:rPr>
+        <w:t xml:space="preserve"> </w:t>
+      </w:r>
+      <w:r>
+        <w:rPr>
+          <w:sz w:val="26"/>
+          <w:szCs w:val="26"/>
+        </w:rPr>
+        <w:t xml:space="preserve">ảnh hưởng đến thời lượng giảng dạy và tiến độ thực hiện kế hoạch bài học. Giáo viên cần chủ động </w:t>
+      </w:r>
+      <w:r>
+        <w:rPr>
+          <w:sz w:val="26"/>
+          <w:szCs w:val="26"/>
+        </w:rPr>
         <w:lastRenderedPageBreak/>
+        <w:t>sắp xếp thời gian, có mặt tại lớp đúng giờ để đảm bảo ổn định lớp học và triển khai bài giảng theo đúng kế hoạch.</w:t>
+      </w:r>
+      <w:r>
+        <w:rPr>
+          <w:sz w:val="26"/>
+          <w:szCs w:val="26"/>
+        </w:rPr>
+        <w:t xml:space="preserve"> </w:t>
+      </w:r>
+    </w:p>
+    <w:p>
+      <w:pPr>
+        <w:spacing w:line="360" w:lineRule="auto"/>
+        <w:jc w:val="both"/>
+        <w:outlineLvl w:val="1"/>
+        <w:rPr>
+          <w:b/>
+          <w:bCs/>
+          <w:color w:val="ED7D31" w:themeColor="accent2"/>
+          <w:sz w:val="26"/>
+          <w:szCs w:val="26"/>
+        </w:rPr>
+      </w:pPr>
+      <w:r>
+        <w:rPr>
+          <w:b/>
+          <w:bCs/>
+          <w:color w:val="ED7D31" w:themeColor="accent2"/>
+          <w:sz w:val="26"/>
+          <w:szCs w:val="26"/>
+        </w:rPr>
+        <w:t xml:space="preserve">Ví dụ: </w:t>
+      </w:r>
+      <w:r>
+        <w:rPr>
+          <w:b/>
+          <w:bCs/>
+          <w:color w:val="ED7D31" w:themeColor="accent2"/>
+          <w:sz w:val="26"/>
+          <w:szCs w:val="26"/>
+        </w:rPr>
+        <w:t>6B3 -MD; 6.3B2 – LH;….</w:t>
+      </w:r>
+    </w:p>
+    <w:p>
+      <w:pPr>
+        <w:spacing w:line="360" w:lineRule="auto"/>
+        <w:jc w:val="both"/>
+        <w:outlineLvl w:val="1"/>
+        <w:rPr>
+          <w:sz w:val="26"/>
+          <w:szCs w:val="26"/>
+        </w:rPr>
+      </w:pPr>
+      <w:r>
+        <w:rPr>
+          <w:sz w:val="26"/>
+          <w:szCs w:val="26"/>
+        </w:rPr>
         <w:t xml:space="preserve">+ </w:t>
       </w:r>
       <w:r>
@@ -2567,6 +2730,7 @@
                 <w:sz w:val="26"/>
                 <w:szCs w:val="26"/>
               </w:rPr>
+              <w:lastRenderedPageBreak/>
               <w:t xml:space="preserve">+ </w:t>
             </w:r>
             <w:r>
@@ -2652,10 +2816,10 @@
                   <v:path o:extrusionok="f" gradientshapeok="t" o:connecttype="rect"/>
                   <o:lock v:ext="edit" aspectratio="t"/>
                 </v:shapetype>
-                <v:shape id="_x0000_i1025" type="#_x0000_t75" style="width:6.75pt;height:12.75pt" o:ole="">
+                <v:shape id="_x0000_i1025" type="#_x0000_t75" style="width:6.8pt;height:12.9pt" o:ole="">
                   <v:imagedata r:id="rId8" o:title=""/>
                 </v:shape>
-                <o:OLEObject Type="Embed" ProgID="Equation.DSMT4" ShapeID="_x0000_i1025" DrawAspect="Content" ObjectID="_1850039432" r:id="rId9"/>
+                <o:OLEObject Type="Embed" ProgID="Equation.DSMT4" ShapeID="_x0000_i1025" DrawAspect="Content" ObjectID="_1850476160" r:id="rId9"/>
               </w:object>
             </w:r>
             <w:r>
@@ -2672,10 +2836,10 @@
                 <w:szCs w:val="26"/>
               </w:rPr>
               <w:object w:dxaOrig="139" w:dyaOrig="260" w14:anchorId="34D9AB9E">
-                <v:shape id="_x0000_i1026" type="#_x0000_t75" style="width:6.75pt;height:12.75pt" o:ole="">
+                <v:shape id="_x0000_i1026" type="#_x0000_t75" style="width:6.8pt;height:12.9pt" o:ole="">
                   <v:imagedata r:id="rId10" o:title=""/>
                 </v:shape>
-                <o:OLEObject Type="Embed" ProgID="Equation.DSMT4" ShapeID="_x0000_i1026" DrawAspect="Content" ObjectID="_1850039433" r:id="rId11"/>
+                <o:OLEObject Type="Embed" ProgID="Equation.DSMT4" ShapeID="_x0000_i1026" DrawAspect="Content" ObjectID="_1850476161" r:id="rId11"/>
               </w:object>
             </w:r>
             <w:r>
@@ -2717,7 +2881,6 @@
                 <w:sz w:val="26"/>
                 <w:szCs w:val="26"/>
               </w:rPr>
-              <w:lastRenderedPageBreak/>
               <w:t>+</w:t>
             </w:r>
             <w:r>
@@ -2743,10 +2906,10 @@
                 <w:szCs w:val="26"/>
               </w:rPr>
               <w:object w:dxaOrig="139" w:dyaOrig="260" w14:anchorId="25309800">
-                <v:shape id="_x0000_i1027" type="#_x0000_t75" style="width:6.75pt;height:12.75pt" o:ole="">
+                <v:shape id="_x0000_i1027" type="#_x0000_t75" style="width:6.8pt;height:12.9pt" o:ole="">
                   <v:imagedata r:id="rId12" o:title=""/>
                 </v:shape>
-                <o:OLEObject Type="Embed" ProgID="Equation.DSMT4" ShapeID="_x0000_i1027" DrawAspect="Content" ObjectID="_1850039434" r:id="rId13"/>
+                <o:OLEObject Type="Embed" ProgID="Equation.DSMT4" ShapeID="_x0000_i1027" DrawAspect="Content" ObjectID="_1850476162" r:id="rId13"/>
               </w:object>
             </w:r>
             <w:r>
@@ -2841,10 +3004,10 @@
                 <w:position w:val="-4"/>
               </w:rPr>
               <w:object w:dxaOrig="200" w:dyaOrig="260" w14:anchorId="7D79173A">
-                <v:shape id="_x0000_i1028" type="#_x0000_t75" style="width:9.75pt;height:12.75pt" o:ole="">
+                <v:shape id="_x0000_i1028" type="#_x0000_t75" style="width:9.5pt;height:12.9pt" o:ole="">
                   <v:imagedata r:id="rId14" o:title=""/>
                 </v:shape>
-                <o:OLEObject Type="Embed" ProgID="Equation.DSMT4" ShapeID="_x0000_i1028" DrawAspect="Content" ObjectID="_1850039435" r:id="rId15"/>
+                <o:OLEObject Type="Embed" ProgID="Equation.DSMT4" ShapeID="_x0000_i1028" DrawAspect="Content" ObjectID="_1850476163" r:id="rId15"/>
               </w:object>
             </w:r>
             <w:r>
@@ -3104,6 +3267,7 @@
                 <w:sz w:val="26"/>
                 <w:szCs w:val="26"/>
               </w:rPr>
+              <w:lastRenderedPageBreak/>
               <w:t xml:space="preserve">+ </w:t>
             </w:r>
             <w:r>
@@ -3194,7 +3358,6 @@
                 <w:sz w:val="26"/>
                 <w:szCs w:val="26"/>
               </w:rPr>
-              <w:lastRenderedPageBreak/>
               <w:t xml:space="preserve">+ </w:t>
             </w:r>
             <w:r>
@@ -3435,10 +3598,10 @@
                 <w:szCs w:val="26"/>
               </w:rPr>
               <w:object w:dxaOrig="160" w:dyaOrig="260" w14:anchorId="4D205257">
-                <v:shape id="_x0000_i1029" type="#_x0000_t75" style="width:7.5pt;height:12.75pt" o:ole="">
+                <v:shape id="_x0000_i1029" type="#_x0000_t75" style="width:7.45pt;height:12.9pt" o:ole="">
                   <v:imagedata r:id="rId16" o:title=""/>
                 </v:shape>
-                <o:OLEObject Type="Embed" ProgID="Equation.DSMT4" ShapeID="_x0000_i1029" DrawAspect="Content" ObjectID="_1850039436" r:id="rId17"/>
+                <o:OLEObject Type="Embed" ProgID="Equation.DSMT4" ShapeID="_x0000_i1029" DrawAspect="Content" ObjectID="_1850476164" r:id="rId17"/>
               </w:object>
             </w:r>
             <w:r>
@@ -3590,6 +3753,7 @@
                 <w:highlight w:val="yellow"/>
                 <w:u w:val="single"/>
               </w:rPr>
+              <w:lastRenderedPageBreak/>
               <w:t>Lỗi sai thường gặp</w:t>
             </w:r>
           </w:p>
@@ -3656,7 +3820,6 @@
                 <w:sz w:val="26"/>
                 <w:szCs w:val="26"/>
               </w:rPr>
-              <w:lastRenderedPageBreak/>
               <w:t>+ Phân tích sai ra thừa số nguyên tố dẫn đến tìm sai ƯCLN.</w:t>
             </w:r>
           </w:p>
@@ -3918,10 +4081,10 @@
                 <w:szCs w:val="26"/>
               </w:rPr>
               <w:object w:dxaOrig="160" w:dyaOrig="260" w14:anchorId="5784421E">
-                <v:shape id="_x0000_i1030" type="#_x0000_t75" style="width:8.25pt;height:12.75pt" o:ole="">
+                <v:shape id="_x0000_i1030" type="#_x0000_t75" style="width:8.15pt;height:12.9pt" o:ole="">
                   <v:imagedata r:id="rId18" o:title=""/>
                 </v:shape>
-                <o:OLEObject Type="Embed" ProgID="Equation.DSMT4" ShapeID="_x0000_i1030" DrawAspect="Content" ObjectID="_1850039437" r:id="rId19"/>
+                <o:OLEObject Type="Embed" ProgID="Equation.DSMT4" ShapeID="_x0000_i1030" DrawAspect="Content" ObjectID="_1850476165" r:id="rId19"/>
               </w:object>
             </w:r>
             <w:r>
@@ -4098,6 +4261,7 @@
                 <w:sz w:val="26"/>
                 <w:szCs w:val="26"/>
               </w:rPr>
+              <w:lastRenderedPageBreak/>
               <w:t xml:space="preserve">+ </w:t>
             </w:r>
             <w:r>
@@ -4153,7 +4317,6 @@
                 <w:sz w:val="26"/>
                 <w:szCs w:val="26"/>
               </w:rPr>
-              <w:lastRenderedPageBreak/>
               <w:t>+</w:t>
             </w:r>
             <w:r>
@@ -4218,6 +4381,7 @@
                 <w:sz w:val="26"/>
                 <w:szCs w:val="26"/>
               </w:rPr>
+              <w:lastRenderedPageBreak/>
               <w:t>5. Các phép toán trong tập hợp số nguyên.</w:t>
             </w:r>
           </w:p>
@@ -4322,10 +4486,10 @@
                 <w:szCs w:val="26"/>
               </w:rPr>
               <w:object w:dxaOrig="200" w:dyaOrig="220" w14:anchorId="621514AC">
-                <v:shape id="_x0000_i1031" type="#_x0000_t75" style="width:9.75pt;height:11.25pt" o:ole="">
+                <v:shape id="_x0000_i1031" type="#_x0000_t75" style="width:9.5pt;height:11.55pt" o:ole="">
                   <v:imagedata r:id="rId20" o:title=""/>
                 </v:shape>
-                <o:OLEObject Type="Embed" ProgID="Equation.DSMT4" ShapeID="_x0000_i1031" DrawAspect="Content" ObjectID="_1850039438" r:id="rId21"/>
+                <o:OLEObject Type="Embed" ProgID="Equation.DSMT4" ShapeID="_x0000_i1031" DrawAspect="Content" ObjectID="_1850476166" r:id="rId21"/>
               </w:object>
             </w:r>
             <w:r>
@@ -4342,10 +4506,10 @@
                 <w:szCs w:val="26"/>
               </w:rPr>
               <w:object w:dxaOrig="240" w:dyaOrig="320" w14:anchorId="5DC6ECB7">
-                <v:shape id="_x0000_i1032" type="#_x0000_t75" style="width:12pt;height:15.75pt" o:ole="">
+                <v:shape id="_x0000_i1032" type="#_x0000_t75" style="width:12.25pt;height:15.6pt" o:ole="">
                   <v:imagedata r:id="rId22" o:title=""/>
                 </v:shape>
-                <o:OLEObject Type="Embed" ProgID="Equation.DSMT4" ShapeID="_x0000_i1032" DrawAspect="Content" ObjectID="_1850039439" r:id="rId23"/>
+                <o:OLEObject Type="Embed" ProgID="Equation.DSMT4" ShapeID="_x0000_i1032" DrawAspect="Content" ObjectID="_1850476167" r:id="rId23"/>
               </w:object>
             </w:r>
             <w:r>
@@ -4362,10 +4526,10 @@
                 <w:szCs w:val="26"/>
               </w:rPr>
               <w:object w:dxaOrig="200" w:dyaOrig="220" w14:anchorId="33740757">
-                <v:shape id="_x0000_i1033" type="#_x0000_t75" style="width:9.75pt;height:11.25pt" o:ole="">
+                <v:shape id="_x0000_i1033" type="#_x0000_t75" style="width:9.5pt;height:11.55pt" o:ole="">
                   <v:imagedata r:id="rId24" o:title=""/>
                 </v:shape>
-                <o:OLEObject Type="Embed" ProgID="Equation.DSMT4" ShapeID="_x0000_i1033" DrawAspect="Content" ObjectID="_1850039440" r:id="rId25"/>
+                <o:OLEObject Type="Embed" ProgID="Equation.DSMT4" ShapeID="_x0000_i1033" DrawAspect="Content" ObjectID="_1850476168" r:id="rId25"/>
               </w:object>
             </w:r>
             <w:r>
@@ -4382,10 +4546,10 @@
                 <w:szCs w:val="26"/>
               </w:rPr>
               <w:object w:dxaOrig="220" w:dyaOrig="279" w14:anchorId="054A6CCD">
-                <v:shape id="_x0000_i1034" type="#_x0000_t75" style="width:11.25pt;height:14.25pt" o:ole="">
+                <v:shape id="_x0000_i1034" type="#_x0000_t75" style="width:11.55pt;height:14.25pt" o:ole="">
                   <v:imagedata r:id="rId26" o:title=""/>
                 </v:shape>
-                <o:OLEObject Type="Embed" ProgID="Equation.DSMT4" ShapeID="_x0000_i1034" DrawAspect="Content" ObjectID="_1850039441" r:id="rId27"/>
+                <o:OLEObject Type="Embed" ProgID="Equation.DSMT4" ShapeID="_x0000_i1034" DrawAspect="Content" ObjectID="_1850476169" r:id="rId27"/>
               </w:object>
             </w:r>
           </w:p>
@@ -4406,10 +4570,10 @@
                 <w:szCs w:val="26"/>
               </w:rPr>
               <w:object w:dxaOrig="1540" w:dyaOrig="400" w14:anchorId="133C9FEF">
-                <v:shape id="_x0000_i1035" type="#_x0000_t75" style="width:77.25pt;height:20.25pt" o:ole="">
+                <v:shape id="_x0000_i1035" type="#_x0000_t75" style="width:77.45pt;height:20.4pt" o:ole="">
                   <v:imagedata r:id="rId28" o:title=""/>
                 </v:shape>
-                <o:OLEObject Type="Embed" ProgID="Equation.DSMT4" ShapeID="_x0000_i1035" DrawAspect="Content" ObjectID="_1850039442" r:id="rId29"/>
+                <o:OLEObject Type="Embed" ProgID="Equation.DSMT4" ShapeID="_x0000_i1035" DrawAspect="Content" ObjectID="_1850476170" r:id="rId29"/>
               </w:object>
             </w:r>
           </w:p>
@@ -4722,10 +4886,10 @@
                 <w:szCs w:val="26"/>
               </w:rPr>
               <w:object w:dxaOrig="420" w:dyaOrig="260" w14:anchorId="30839008">
-                <v:shape id="_x0000_i1036" type="#_x0000_t75" style="width:21pt;height:12.75pt" o:ole="">
+                <v:shape id="_x0000_i1036" type="#_x0000_t75" style="width:21.05pt;height:12.9pt" o:ole="">
                   <v:imagedata r:id="rId30" o:title=""/>
                 </v:shape>
-                <o:OLEObject Type="Embed" ProgID="Equation.DSMT4" ShapeID="_x0000_i1036" DrawAspect="Content" ObjectID="_1850039443" r:id="rId31"/>
+                <o:OLEObject Type="Embed" ProgID="Equation.DSMT4" ShapeID="_x0000_i1036" DrawAspect="Content" ObjectID="_1850476171" r:id="rId31"/>
               </w:object>
             </w:r>
             <w:r>
@@ -4752,10 +4916,10 @@
                 <w:szCs w:val="26"/>
               </w:rPr>
               <w:object w:dxaOrig="2220" w:dyaOrig="800" w14:anchorId="4239551B">
-                <v:shape id="_x0000_i1037" type="#_x0000_t75" style="width:111pt;height:39.75pt" o:ole="">
+                <v:shape id="_x0000_i1037" type="#_x0000_t75" style="width:110.7pt;height:40.1pt" o:ole="">
                   <v:imagedata r:id="rId32" o:title=""/>
                 </v:shape>
-                <o:OLEObject Type="Embed" ProgID="Equation.DSMT4" ShapeID="_x0000_i1037" DrawAspect="Content" ObjectID="_1850039444" r:id="rId33"/>
+                <o:OLEObject Type="Embed" ProgID="Equation.DSMT4" ShapeID="_x0000_i1037" DrawAspect="Content" ObjectID="_1850476172" r:id="rId33"/>
               </w:object>
             </w:r>
           </w:p>
@@ -4781,10 +4945,10 @@
                 <w:szCs w:val="26"/>
               </w:rPr>
               <w:object w:dxaOrig="420" w:dyaOrig="260" w14:anchorId="2C82B8A3">
-                <v:shape id="_x0000_i1038" type="#_x0000_t75" style="width:21pt;height:12.75pt" o:ole="">
+                <v:shape id="_x0000_i1038" type="#_x0000_t75" style="width:21.05pt;height:12.9pt" o:ole="">
                   <v:imagedata r:id="rId34" o:title=""/>
                 </v:shape>
-                <o:OLEObject Type="Embed" ProgID="Equation.DSMT4" ShapeID="_x0000_i1038" DrawAspect="Content" ObjectID="_1850039445" r:id="rId35"/>
+                <o:OLEObject Type="Embed" ProgID="Equation.DSMT4" ShapeID="_x0000_i1038" DrawAspect="Content" ObjectID="_1850476173" r:id="rId35"/>
               </w:object>
             </w:r>
             <w:r>
@@ -4818,10 +4982,10 @@
                 <w:szCs w:val="26"/>
               </w:rPr>
               <w:object w:dxaOrig="420" w:dyaOrig="260" w14:anchorId="2DF21829">
-                <v:shape id="_x0000_i1039" type="#_x0000_t75" style="width:21pt;height:12.75pt" o:ole="">
+                <v:shape id="_x0000_i1039" type="#_x0000_t75" style="width:21.05pt;height:12.9pt" o:ole="">
                   <v:imagedata r:id="rId36" o:title=""/>
                 </v:shape>
-                <o:OLEObject Type="Embed" ProgID="Equation.DSMT4" ShapeID="_x0000_i1039" DrawAspect="Content" ObjectID="_1850039446" r:id="rId37"/>
+                <o:OLEObject Type="Embed" ProgID="Equation.DSMT4" ShapeID="_x0000_i1039" DrawAspect="Content" ObjectID="_1850476174" r:id="rId37"/>
               </w:object>
             </w:r>
             <w:bookmarkEnd w:id="1"/>
@@ -4839,10 +5003,10 @@
                 <w:szCs w:val="26"/>
               </w:rPr>
               <w:object w:dxaOrig="420" w:dyaOrig="260" w14:anchorId="3B95B9A8">
-                <v:shape id="_x0000_i1040" type="#_x0000_t75" style="width:21pt;height:12.75pt" o:ole="">
+                <v:shape id="_x0000_i1040" type="#_x0000_t75" style="width:21.05pt;height:12.9pt" o:ole="">
                   <v:imagedata r:id="rId38" o:title=""/>
                 </v:shape>
-                <o:OLEObject Type="Embed" ProgID="Equation.DSMT4" ShapeID="_x0000_i1040" DrawAspect="Content" ObjectID="_1850039447" r:id="rId39"/>
+                <o:OLEObject Type="Embed" ProgID="Equation.DSMT4" ShapeID="_x0000_i1040" DrawAspect="Content" ObjectID="_1850476175" r:id="rId39"/>
               </w:object>
             </w:r>
             <w:r>
@@ -4859,10 +5023,10 @@
                 <w:szCs w:val="26"/>
               </w:rPr>
               <w:object w:dxaOrig="420" w:dyaOrig="260" w14:anchorId="7A0036EC">
-                <v:shape id="_x0000_i1041" type="#_x0000_t75" style="width:21pt;height:12.75pt" o:ole="">
+                <v:shape id="_x0000_i1041" type="#_x0000_t75" style="width:21.05pt;height:12.9pt" o:ole="">
                   <v:imagedata r:id="rId40" o:title=""/>
                 </v:shape>
-                <o:OLEObject Type="Embed" ProgID="Equation.DSMT4" ShapeID="_x0000_i1041" DrawAspect="Content" ObjectID="_1850039448" r:id="rId41"/>
+                <o:OLEObject Type="Embed" ProgID="Equation.DSMT4" ShapeID="_x0000_i1041" DrawAspect="Content" ObjectID="_1850476176" r:id="rId41"/>
               </w:object>
             </w:r>
             <w:r>
@@ -4879,10 +5043,10 @@
                 <w:szCs w:val="26"/>
               </w:rPr>
               <w:object w:dxaOrig="420" w:dyaOrig="260" w14:anchorId="7547F437">
-                <v:shape id="_x0000_i1042" type="#_x0000_t75" style="width:21pt;height:12.75pt" o:ole="">
+                <v:shape id="_x0000_i1042" type="#_x0000_t75" style="width:21.05pt;height:12.9pt" o:ole="">
                   <v:imagedata r:id="rId42" o:title=""/>
                 </v:shape>
-                <o:OLEObject Type="Embed" ProgID="Equation.DSMT4" ShapeID="_x0000_i1042" DrawAspect="Content" ObjectID="_1850039449" r:id="rId43"/>
+                <o:OLEObject Type="Embed" ProgID="Equation.DSMT4" ShapeID="_x0000_i1042" DrawAspect="Content" ObjectID="_1850476177" r:id="rId43"/>
               </w:object>
             </w:r>
             <w:r>
@@ -4910,10 +5074,10 @@
                 <w:szCs w:val="26"/>
               </w:rPr>
               <w:object w:dxaOrig="2180" w:dyaOrig="800" w14:anchorId="6470E52E">
-                <v:shape id="_x0000_i1043" type="#_x0000_t75" style="width:108.75pt;height:39.75pt" o:ole="">
+                <v:shape id="_x0000_i1043" type="#_x0000_t75" style="width:108.7pt;height:40.1pt" o:ole="">
                   <v:imagedata r:id="rId44" o:title=""/>
                 </v:shape>
-                <o:OLEObject Type="Embed" ProgID="Equation.DSMT4" ShapeID="_x0000_i1043" DrawAspect="Content" ObjectID="_1850039450" r:id="rId45"/>
+                <o:OLEObject Type="Embed" ProgID="Equation.DSMT4" ShapeID="_x0000_i1043" DrawAspect="Content" ObjectID="_1850476178" r:id="rId45"/>
               </w:object>
             </w:r>
           </w:p>
@@ -5040,6 +5204,7 @@
           <w:sz w:val="26"/>
           <w:szCs w:val="26"/>
         </w:rPr>
+        <w:lastRenderedPageBreak/>
         <w:t xml:space="preserve">Một số dạng bài </w:t>
       </w:r>
       <w:r>
@@ -5085,7 +5250,6 @@
                 <w:sz w:val="26"/>
                 <w:szCs w:val="26"/>
               </w:rPr>
-              <w:lastRenderedPageBreak/>
               <w:t xml:space="preserve">Dạng </w:t>
             </w:r>
             <w:r>
@@ -5121,10 +5285,10 @@
                 <w:szCs w:val="26"/>
               </w:rPr>
               <w:object w:dxaOrig="200" w:dyaOrig="220" w14:anchorId="6D240B8E">
-                <v:shape id="_x0000_i1044" type="#_x0000_t75" style="width:9.75pt;height:10.5pt" o:ole="">
+                <v:shape id="_x0000_i1044" type="#_x0000_t75" style="width:9.5pt;height:10.2pt" o:ole="">
                   <v:imagedata r:id="rId46" o:title=""/>
                 </v:shape>
-                <o:OLEObject Type="Embed" ProgID="Equation.DSMT4" ShapeID="_x0000_i1044" DrawAspect="Content" ObjectID="_1850039451" r:id="rId47"/>
+                <o:OLEObject Type="Embed" ProgID="Equation.DSMT4" ShapeID="_x0000_i1044" DrawAspect="Content" ObjectID="_1850476179" r:id="rId47"/>
               </w:object>
             </w:r>
             <w:r>
@@ -5149,10 +5313,10 @@
                 <w:szCs w:val="26"/>
               </w:rPr>
               <w:object w:dxaOrig="620" w:dyaOrig="279" w14:anchorId="1ADC27D8">
-                <v:shape id="_x0000_i1045" type="#_x0000_t75" style="width:31.5pt;height:14.25pt" o:ole="">
+                <v:shape id="_x0000_i1045" type="#_x0000_t75" style="width:31.25pt;height:14.25pt" o:ole="">
                   <v:imagedata r:id="rId48" o:title=""/>
                 </v:shape>
-                <o:OLEObject Type="Embed" ProgID="Equation.DSMT4" ShapeID="_x0000_i1045" DrawAspect="Content" ObjectID="_1850039452" r:id="rId49"/>
+                <o:OLEObject Type="Embed" ProgID="Equation.DSMT4" ShapeID="_x0000_i1045" DrawAspect="Content" ObjectID="_1850476180" r:id="rId49"/>
               </w:object>
             </w:r>
             <w:r>
@@ -5183,10 +5347,10 @@
                 <w:szCs w:val="26"/>
               </w:rPr>
               <w:object w:dxaOrig="620" w:dyaOrig="279" w14:anchorId="0AF15A9F">
-                <v:shape id="_x0000_i1046" type="#_x0000_t75" style="width:31.5pt;height:14.25pt" o:ole="">
+                <v:shape id="_x0000_i1046" type="#_x0000_t75" style="width:31.25pt;height:14.25pt" o:ole="">
                   <v:imagedata r:id="rId50" o:title=""/>
                 </v:shape>
-                <o:OLEObject Type="Embed" ProgID="Equation.DSMT4" ShapeID="_x0000_i1046" DrawAspect="Content" ObjectID="_1850039453" r:id="rId51"/>
+                <o:OLEObject Type="Embed" ProgID="Equation.DSMT4" ShapeID="_x0000_i1046" DrawAspect="Content" ObjectID="_1850476181" r:id="rId51"/>
               </w:object>
             </w:r>
             <w:r>
@@ -5221,10 +5385,10 @@
                 <w:szCs w:val="26"/>
               </w:rPr>
               <w:object w:dxaOrig="1460" w:dyaOrig="400" w14:anchorId="63A26740">
-                <v:shape id="_x0000_i1047" type="#_x0000_t75" style="width:74.25pt;height:20.25pt" o:ole="">
+                <v:shape id="_x0000_i1047" type="#_x0000_t75" style="width:74.05pt;height:20.4pt" o:ole="">
                   <v:imagedata r:id="rId52" o:title=""/>
                 </v:shape>
-                <o:OLEObject Type="Embed" ProgID="Equation.DSMT4" ShapeID="_x0000_i1047" DrawAspect="Content" ObjectID="_1850039454" r:id="rId53"/>
+                <o:OLEObject Type="Embed" ProgID="Equation.DSMT4" ShapeID="_x0000_i1047" DrawAspect="Content" ObjectID="_1850476182" r:id="rId53"/>
               </w:object>
             </w:r>
           </w:p>
@@ -5314,10 +5478,10 @@
                 <w:szCs w:val="26"/>
               </w:rPr>
               <w:object w:dxaOrig="200" w:dyaOrig="220" w14:anchorId="682E2E5F">
-                <v:shape id="_x0000_i1048" type="#_x0000_t75" style="width:9.75pt;height:10.5pt" o:ole="">
+                <v:shape id="_x0000_i1048" type="#_x0000_t75" style="width:9.5pt;height:10.2pt" o:ole="">
                   <v:imagedata r:id="rId54" o:title=""/>
                 </v:shape>
-                <o:OLEObject Type="Embed" ProgID="Equation.DSMT4" ShapeID="_x0000_i1048" DrawAspect="Content" ObjectID="_1850039455" r:id="rId55"/>
+                <o:OLEObject Type="Embed" ProgID="Equation.DSMT4" ShapeID="_x0000_i1048" DrawAspect="Content" ObjectID="_1850476183" r:id="rId55"/>
               </w:object>
             </w:r>
           </w:p>
@@ -5344,10 +5508,10 @@
                 <w:szCs w:val="26"/>
               </w:rPr>
               <w:object w:dxaOrig="200" w:dyaOrig="220" w14:anchorId="4EB5DD95">
-                <v:shape id="_x0000_i1049" type="#_x0000_t75" style="width:9.75pt;height:10.5pt" o:ole="">
+                <v:shape id="_x0000_i1049" type="#_x0000_t75" style="width:9.5pt;height:10.2pt" o:ole="">
                   <v:imagedata r:id="rId56" o:title=""/>
                 </v:shape>
-                <o:OLEObject Type="Embed" ProgID="Equation.DSMT4" ShapeID="_x0000_i1049" DrawAspect="Content" ObjectID="_1850039456" r:id="rId57"/>
+                <o:OLEObject Type="Embed" ProgID="Equation.DSMT4" ShapeID="_x0000_i1049" DrawAspect="Content" ObjectID="_1850476184" r:id="rId57"/>
               </w:object>
             </w:r>
             <w:r>
@@ -5406,10 +5570,10 @@
                 <w:szCs w:val="26"/>
               </w:rPr>
               <w:object w:dxaOrig="620" w:dyaOrig="279" w14:anchorId="32028CA0">
-                <v:shape id="_x0000_i1050" type="#_x0000_t75" style="width:31.5pt;height:14.25pt" o:ole="">
+                <v:shape id="_x0000_i1050" type="#_x0000_t75" style="width:31.25pt;height:14.25pt" o:ole="">
                   <v:imagedata r:id="rId58" o:title=""/>
                 </v:shape>
-                <o:OLEObject Type="Embed" ProgID="Equation.DSMT4" ShapeID="_x0000_i1050" DrawAspect="Content" ObjectID="_1850039457" r:id="rId59"/>
+                <o:OLEObject Type="Embed" ProgID="Equation.DSMT4" ShapeID="_x0000_i1050" DrawAspect="Content" ObjectID="_1850476185" r:id="rId59"/>
               </w:object>
             </w:r>
           </w:p>
@@ -5474,10 +5638,10 @@
                 <w:szCs w:val="26"/>
               </w:rPr>
               <w:object w:dxaOrig="620" w:dyaOrig="279" w14:anchorId="26D99464">
-                <v:shape id="_x0000_i1051" type="#_x0000_t75" style="width:31.5pt;height:14.25pt" o:ole="">
+                <v:shape id="_x0000_i1051" type="#_x0000_t75" style="width:31.25pt;height:14.25pt" o:ole="">
                   <v:imagedata r:id="rId60" o:title=""/>
                 </v:shape>
-                <o:OLEObject Type="Embed" ProgID="Equation.DSMT4" ShapeID="_x0000_i1051" DrawAspect="Content" ObjectID="_1850039458" r:id="rId61"/>
+                <o:OLEObject Type="Embed" ProgID="Equation.DSMT4" ShapeID="_x0000_i1051" DrawAspect="Content" ObjectID="_1850476186" r:id="rId61"/>
               </w:object>
             </w:r>
             <w:r>
@@ -5494,10 +5658,10 @@
                 <w:szCs w:val="26"/>
               </w:rPr>
               <w:object w:dxaOrig="620" w:dyaOrig="279" w14:anchorId="041E9800">
-                <v:shape id="_x0000_i1052" type="#_x0000_t75" style="width:31.5pt;height:14.25pt" o:ole="">
+                <v:shape id="_x0000_i1052" type="#_x0000_t75" style="width:31.25pt;height:14.25pt" o:ole="">
                   <v:imagedata r:id="rId58" o:title=""/>
                 </v:shape>
-                <o:OLEObject Type="Embed" ProgID="Equation.DSMT4" ShapeID="_x0000_i1052" DrawAspect="Content" ObjectID="_1850039459" r:id="rId62"/>
+                <o:OLEObject Type="Embed" ProgID="Equation.DSMT4" ShapeID="_x0000_i1052" DrawAspect="Content" ObjectID="_1850476187" r:id="rId62"/>
               </w:object>
             </w:r>
           </w:p>
@@ -5602,10 +5766,10 @@
                 <w:szCs w:val="26"/>
               </w:rPr>
               <w:object w:dxaOrig="200" w:dyaOrig="220" w14:anchorId="5B10420A">
-                <v:shape id="_x0000_i1053" type="#_x0000_t75" style="width:9.75pt;height:10.5pt" o:ole="">
+                <v:shape id="_x0000_i1053" type="#_x0000_t75" style="width:9.5pt;height:10.2pt" o:ole="">
                   <v:imagedata r:id="rId63" o:title=""/>
                 </v:shape>
-                <o:OLEObject Type="Embed" ProgID="Equation.DSMT4" ShapeID="_x0000_i1053" DrawAspect="Content" ObjectID="_1850039460" r:id="rId64"/>
+                <o:OLEObject Type="Embed" ProgID="Equation.DSMT4" ShapeID="_x0000_i1053" DrawAspect="Content" ObjectID="_1850476188" r:id="rId64"/>
               </w:object>
             </w:r>
           </w:p>
@@ -5625,10 +5789,10 @@
                 <w:szCs w:val="26"/>
               </w:rPr>
               <w:object w:dxaOrig="2740" w:dyaOrig="440" w14:anchorId="19C26109">
-                <v:shape id="_x0000_i1054" type="#_x0000_t75" style="width:137.25pt;height:21.75pt" o:ole="">
+                <v:shape id="_x0000_i1054" type="#_x0000_t75" style="width:137.2pt;height:21.75pt" o:ole="">
                   <v:imagedata r:id="rId65" o:title=""/>
                 </v:shape>
-                <o:OLEObject Type="Embed" ProgID="Equation.DSMT4" ShapeID="_x0000_i1054" DrawAspect="Content" ObjectID="_1850039461" r:id="rId66"/>
+                <o:OLEObject Type="Embed" ProgID="Equation.DSMT4" ShapeID="_x0000_i1054" DrawAspect="Content" ObjectID="_1850476189" r:id="rId66"/>
               </w:object>
             </w:r>
             <w:r>
@@ -5645,10 +5809,10 @@
                 <w:szCs w:val="26"/>
               </w:rPr>
               <w:object w:dxaOrig="2340" w:dyaOrig="400" w14:anchorId="51116338">
-                <v:shape id="_x0000_i1055" type="#_x0000_t75" style="width:117pt;height:20.25pt" o:ole="">
+                <v:shape id="_x0000_i1055" type="#_x0000_t75" style="width:116.85pt;height:20.4pt" o:ole="">
                   <v:imagedata r:id="rId67" o:title=""/>
                 </v:shape>
-                <o:OLEObject Type="Embed" ProgID="Equation.DSMT4" ShapeID="_x0000_i1055" DrawAspect="Content" ObjectID="_1850039462" r:id="rId68"/>
+                <o:OLEObject Type="Embed" ProgID="Equation.DSMT4" ShapeID="_x0000_i1055" DrawAspect="Content" ObjectID="_1850476190" r:id="rId68"/>
               </w:object>
             </w:r>
             <w:r>
@@ -5665,10 +5829,10 @@
                 <w:szCs w:val="26"/>
               </w:rPr>
               <w:object w:dxaOrig="980" w:dyaOrig="300" w14:anchorId="23184A17">
-                <v:shape id="_x0000_i1056" type="#_x0000_t75" style="width:48.75pt;height:15pt" o:ole="">
+                <v:shape id="_x0000_i1056" type="#_x0000_t75" style="width:48.9pt;height:14.95pt" o:ole="">
                   <v:imagedata r:id="rId69" o:title=""/>
                 </v:shape>
-                <o:OLEObject Type="Embed" ProgID="Equation.DSMT4" ShapeID="_x0000_i1056" DrawAspect="Content" ObjectID="_1850039463" r:id="rId70"/>
+                <o:OLEObject Type="Embed" ProgID="Equation.DSMT4" ShapeID="_x0000_i1056" DrawAspect="Content" ObjectID="_1850476191" r:id="rId70"/>
               </w:object>
             </w:r>
           </w:p>
@@ -5721,10 +5885,10 @@
                 <w:szCs w:val="26"/>
               </w:rPr>
               <w:object w:dxaOrig="620" w:dyaOrig="279" w14:anchorId="75DF19A9">
-                <v:shape id="_x0000_i1057" type="#_x0000_t75" style="width:31.5pt;height:14.25pt" o:ole="">
+                <v:shape id="_x0000_i1057" type="#_x0000_t75" style="width:31.25pt;height:14.25pt" o:ole="">
                   <v:imagedata r:id="rId60" o:title=""/>
                 </v:shape>
-                <o:OLEObject Type="Embed" ProgID="Equation.DSMT4" ShapeID="_x0000_i1057" DrawAspect="Content" ObjectID="_1850039464" r:id="rId71"/>
+                <o:OLEObject Type="Embed" ProgID="Equation.DSMT4" ShapeID="_x0000_i1057" DrawAspect="Content" ObjectID="_1850476192" r:id="rId71"/>
               </w:object>
             </w:r>
             <w:r>
@@ -5741,10 +5905,10 @@
                 <w:szCs w:val="26"/>
               </w:rPr>
               <w:object w:dxaOrig="620" w:dyaOrig="279" w14:anchorId="0AE86946">
-                <v:shape id="_x0000_i1058" type="#_x0000_t75" style="width:31.5pt;height:14.25pt" o:ole="">
+                <v:shape id="_x0000_i1058" type="#_x0000_t75" style="width:31.25pt;height:14.25pt" o:ole="">
                   <v:imagedata r:id="rId58" o:title=""/>
                 </v:shape>
-                <o:OLEObject Type="Embed" ProgID="Equation.DSMT4" ShapeID="_x0000_i1058" DrawAspect="Content" ObjectID="_1850039465" r:id="rId72"/>
+                <o:OLEObject Type="Embed" ProgID="Equation.DSMT4" ShapeID="_x0000_i1058" DrawAspect="Content" ObjectID="_1850476193" r:id="rId72"/>
               </w:object>
             </w:r>
             <w:r>
@@ -5780,10 +5944,10 @@
                 <w:szCs w:val="26"/>
               </w:rPr>
               <w:object w:dxaOrig="1579" w:dyaOrig="840" w14:anchorId="111B6618">
-                <v:shape id="_x0000_i1059" type="#_x0000_t75" style="width:78.75pt;height:42pt" o:ole="">
+                <v:shape id="_x0000_i1059" type="#_x0000_t75" style="width:78.8pt;height:42.1pt" o:ole="">
                   <v:imagedata r:id="rId73" o:title=""/>
                 </v:shape>
-                <o:OLEObject Type="Embed" ProgID="Equation.DSMT4" ShapeID="_x0000_i1059" DrawAspect="Content" ObjectID="_1850039466" r:id="rId74"/>
+                <o:OLEObject Type="Embed" ProgID="Equation.DSMT4" ShapeID="_x0000_i1059" DrawAspect="Content" ObjectID="_1850476194" r:id="rId74"/>
               </w:object>
             </w:r>
             <w:r>
@@ -5816,10 +5980,10 @@
                 <w:szCs w:val="26"/>
               </w:rPr>
               <w:object w:dxaOrig="1780" w:dyaOrig="840" w14:anchorId="63285B04">
-                <v:shape id="_x0000_i1060" type="#_x0000_t75" style="width:89.25pt;height:42pt" o:ole="">
+                <v:shape id="_x0000_i1060" type="#_x0000_t75" style="width:89pt;height:42.1pt" o:ole="">
                   <v:imagedata r:id="rId75" o:title=""/>
                 </v:shape>
-                <o:OLEObject Type="Embed" ProgID="Equation.DSMT4" ShapeID="_x0000_i1060" DrawAspect="Content" ObjectID="_1850039467" r:id="rId76"/>
+                <o:OLEObject Type="Embed" ProgID="Equation.DSMT4" ShapeID="_x0000_i1060" DrawAspect="Content" ObjectID="_1850476195" r:id="rId76"/>
               </w:object>
             </w:r>
             <w:r>
@@ -5853,10 +6017,10 @@
                 <w:szCs w:val="26"/>
               </w:rPr>
               <w:object w:dxaOrig="1700" w:dyaOrig="840" w14:anchorId="1E38A06A">
-                <v:shape id="_x0000_i1061" type="#_x0000_t75" style="width:84.75pt;height:42pt" o:ole="">
+                <v:shape id="_x0000_i1061" type="#_x0000_t75" style="width:84.9pt;height:42.1pt" o:ole="">
                   <v:imagedata r:id="rId77" o:title=""/>
                 </v:shape>
-                <o:OLEObject Type="Embed" ProgID="Equation.DSMT4" ShapeID="_x0000_i1061" DrawAspect="Content" ObjectID="_1850039468" r:id="rId78"/>
+                <o:OLEObject Type="Embed" ProgID="Equation.DSMT4" ShapeID="_x0000_i1061" DrawAspect="Content" ObjectID="_1850476196" r:id="rId78"/>
               </w:object>
             </w:r>
           </w:p>
@@ -5885,10 +6049,10 @@
                 <w:szCs w:val="26"/>
               </w:rPr>
               <w:object w:dxaOrig="2740" w:dyaOrig="440" w14:anchorId="7D6ED4ED">
-                <v:shape id="_x0000_i1062" type="#_x0000_t75" style="width:137.25pt;height:21.75pt" o:ole="">
+                <v:shape id="_x0000_i1062" type="#_x0000_t75" style="width:137.2pt;height:21.75pt" o:ole="">
                   <v:imagedata r:id="rId65" o:title=""/>
                 </v:shape>
-                <o:OLEObject Type="Embed" ProgID="Equation.DSMT4" ShapeID="_x0000_i1062" DrawAspect="Content" ObjectID="_1850039469" r:id="rId79"/>
+                <o:OLEObject Type="Embed" ProgID="Equation.DSMT4" ShapeID="_x0000_i1062" DrawAspect="Content" ObjectID="_1850476197" r:id="rId79"/>
               </w:object>
             </w:r>
             <w:r>
@@ -5905,10 +6069,10 @@
                 <w:szCs w:val="26"/>
               </w:rPr>
               <w:object w:dxaOrig="2340" w:dyaOrig="400" w14:anchorId="1FEB80CF">
-                <v:shape id="_x0000_i1063" type="#_x0000_t75" style="width:117pt;height:20.25pt" o:ole="">
+                <v:shape id="_x0000_i1063" type="#_x0000_t75" style="width:116.85pt;height:20.4pt" o:ole="">
                   <v:imagedata r:id="rId80" o:title=""/>
                 </v:shape>
-                <o:OLEObject Type="Embed" ProgID="Equation.DSMT4" ShapeID="_x0000_i1063" DrawAspect="Content" ObjectID="_1850039470" r:id="rId81"/>
+                <o:OLEObject Type="Embed" ProgID="Equation.DSMT4" ShapeID="_x0000_i1063" DrawAspect="Content" ObjectID="_1850476198" r:id="rId81"/>
               </w:object>
             </w:r>
             <w:r>
@@ -5933,10 +6097,10 @@
                 <w:szCs w:val="26"/>
               </w:rPr>
               <w:object w:dxaOrig="840" w:dyaOrig="300" w14:anchorId="28B950A7">
-                <v:shape id="_x0000_i1064" type="#_x0000_t75" style="width:42pt;height:15pt" o:ole="">
+                <v:shape id="_x0000_i1064" type="#_x0000_t75" style="width:42.1pt;height:14.95pt" o:ole="">
                   <v:imagedata r:id="rId82" o:title=""/>
                 </v:shape>
-                <o:OLEObject Type="Embed" ProgID="Equation.DSMT4" ShapeID="_x0000_i1064" DrawAspect="Content" ObjectID="_1850039471" r:id="rId83"/>
+                <o:OLEObject Type="Embed" ProgID="Equation.DSMT4" ShapeID="_x0000_i1064" DrawAspect="Content" ObjectID="_1850476199" r:id="rId83"/>
               </w:object>
             </w:r>
             <w:r>
@@ -5946,10 +6110,10 @@
                 <w:szCs w:val="26"/>
               </w:rPr>
               <w:object w:dxaOrig="180" w:dyaOrig="279" w14:anchorId="6857ED22">
-                <v:shape id="_x0000_i1065" type="#_x0000_t75" style="width:9.75pt;height:14.25pt" o:ole="">
+                <v:shape id="_x0000_i1065" type="#_x0000_t75" style="width:9.5pt;height:14.25pt" o:ole="">
                   <v:imagedata r:id="rId84" o:title=""/>
                 </v:shape>
-                <o:OLEObject Type="Embed" ProgID="Equation.DSMT4" ShapeID="_x0000_i1065" DrawAspect="Content" ObjectID="_1850039472" r:id="rId85"/>
+                <o:OLEObject Type="Embed" ProgID="Equation.DSMT4" ShapeID="_x0000_i1065" DrawAspect="Content" ObjectID="_1850476200" r:id="rId85"/>
               </w:object>
             </w:r>
           </w:p>
@@ -5978,10 +6142,10 @@
                 <w:szCs w:val="26"/>
               </w:rPr>
               <w:object w:dxaOrig="2060" w:dyaOrig="400" w14:anchorId="103122B9">
-                <v:shape id="_x0000_i1066" type="#_x0000_t75" style="width:103.5pt;height:19.5pt" o:ole="">
+                <v:shape id="_x0000_i1066" type="#_x0000_t75" style="width:103.25pt;height:19.7pt" o:ole="">
                   <v:imagedata r:id="rId86" o:title=""/>
                 </v:shape>
-                <o:OLEObject Type="Embed" ProgID="Equation.DSMT4" ShapeID="_x0000_i1066" DrawAspect="Content" ObjectID="_1850039473" r:id="rId87"/>
+                <o:OLEObject Type="Embed" ProgID="Equation.DSMT4" ShapeID="_x0000_i1066" DrawAspect="Content" ObjectID="_1850476201" r:id="rId87"/>
               </w:object>
             </w:r>
             <w:r>
@@ -5999,10 +6163,10 @@
                 <w:szCs w:val="26"/>
               </w:rPr>
               <w:object w:dxaOrig="1040" w:dyaOrig="320" w14:anchorId="480DBFDD">
-                <v:shape id="_x0000_i1067" type="#_x0000_t75" style="width:51.75pt;height:15.75pt" o:ole="">
+                <v:shape id="_x0000_i1067" type="#_x0000_t75" style="width:51.6pt;height:15.6pt" o:ole="">
                   <v:imagedata r:id="rId88" o:title=""/>
                 </v:shape>
-                <o:OLEObject Type="Embed" ProgID="Equation.DSMT4" ShapeID="_x0000_i1067" DrawAspect="Content" ObjectID="_1850039474" r:id="rId89"/>
+                <o:OLEObject Type="Embed" ProgID="Equation.DSMT4" ShapeID="_x0000_i1067" DrawAspect="Content" ObjectID="_1850476202" r:id="rId89"/>
               </w:object>
             </w:r>
             <w:r>
@@ -6038,10 +6202,10 @@
                 <w:szCs w:val="26"/>
               </w:rPr>
               <w:object w:dxaOrig="900" w:dyaOrig="320" w14:anchorId="52866504">
-                <v:shape id="_x0000_i1068" type="#_x0000_t75" style="width:45pt;height:15.75pt" o:ole="">
+                <v:shape id="_x0000_i1068" type="#_x0000_t75" style="width:44.85pt;height:15.6pt" o:ole="">
                   <v:imagedata r:id="rId90" o:title=""/>
                 </v:shape>
-                <o:OLEObject Type="Embed" ProgID="Equation.DSMT4" ShapeID="_x0000_i1068" DrawAspect="Content" ObjectID="_1850039475" r:id="rId91"/>
+                <o:OLEObject Type="Embed" ProgID="Equation.DSMT4" ShapeID="_x0000_i1068" DrawAspect="Content" ObjectID="_1850476203" r:id="rId91"/>
               </w:object>
             </w:r>
           </w:p>
@@ -6068,10 +6232,10 @@
                 <w:szCs w:val="26"/>
               </w:rPr>
               <w:object w:dxaOrig="900" w:dyaOrig="320" w14:anchorId="08DE1B3B">
-                <v:shape id="_x0000_i1069" type="#_x0000_t75" style="width:45pt;height:15.75pt" o:ole="">
+                <v:shape id="_x0000_i1069" type="#_x0000_t75" style="width:44.85pt;height:15.6pt" o:ole="">
                   <v:imagedata r:id="rId92" o:title=""/>
                 </v:shape>
-                <o:OLEObject Type="Embed" ProgID="Equation.DSMT4" ShapeID="_x0000_i1069" DrawAspect="Content" ObjectID="_1850039476" r:id="rId93"/>
+                <o:OLEObject Type="Embed" ProgID="Equation.DSMT4" ShapeID="_x0000_i1069" DrawAspect="Content" ObjectID="_1850476204" r:id="rId93"/>
               </w:object>
             </w:r>
             <w:r>
@@ -6115,10 +6279,10 @@
                 <w:szCs w:val="26"/>
               </w:rPr>
               <w:object w:dxaOrig="900" w:dyaOrig="320" w14:anchorId="4BC75291">
-                <v:shape id="_x0000_i1070" type="#_x0000_t75" style="width:45pt;height:15.75pt" o:ole="">
+                <v:shape id="_x0000_i1070" type="#_x0000_t75" style="width:44.85pt;height:15.6pt" o:ole="">
                   <v:imagedata r:id="rId94" o:title=""/>
                 </v:shape>
-                <o:OLEObject Type="Embed" ProgID="Equation.DSMT4" ShapeID="_x0000_i1070" DrawAspect="Content" ObjectID="_1850039477" r:id="rId95"/>
+                <o:OLEObject Type="Embed" ProgID="Equation.DSMT4" ShapeID="_x0000_i1070" DrawAspect="Content" ObjectID="_1850476205" r:id="rId95"/>
               </w:object>
             </w:r>
           </w:p>
@@ -6182,10 +6346,10 @@
                 <w:szCs w:val="26"/>
               </w:rPr>
               <w:object w:dxaOrig="1460" w:dyaOrig="400" w14:anchorId="38B75DFE">
-                <v:shape id="_x0000_i1071" type="#_x0000_t75" style="width:72.75pt;height:20.25pt" o:ole="">
+                <v:shape id="_x0000_i1071" type="#_x0000_t75" style="width:72.7pt;height:20.4pt" o:ole="">
                   <v:imagedata r:id="rId96" o:title=""/>
                 </v:shape>
-                <o:OLEObject Type="Embed" ProgID="Equation.DSMT4" ShapeID="_x0000_i1071" DrawAspect="Content" ObjectID="_1850039478" r:id="rId97"/>
+                <o:OLEObject Type="Embed" ProgID="Equation.DSMT4" ShapeID="_x0000_i1071" DrawAspect="Content" ObjectID="_1850476206" r:id="rId97"/>
               </w:object>
             </w:r>
             <w:r>
@@ -6202,10 +6366,10 @@
                 <w:szCs w:val="26"/>
               </w:rPr>
               <w:object w:dxaOrig="1680" w:dyaOrig="400" w14:anchorId="6D9DA087">
-                <v:shape id="_x0000_i1072" type="#_x0000_t75" style="width:84pt;height:20.25pt" o:ole="">
+                <v:shape id="_x0000_i1072" type="#_x0000_t75" style="width:84.25pt;height:20.4pt" o:ole="">
                   <v:imagedata r:id="rId98" o:title=""/>
                 </v:shape>
-                <o:OLEObject Type="Embed" ProgID="Equation.DSMT4" ShapeID="_x0000_i1072" DrawAspect="Content" ObjectID="_1850039479" r:id="rId99"/>
+                <o:OLEObject Type="Embed" ProgID="Equation.DSMT4" ShapeID="_x0000_i1072" DrawAspect="Content" ObjectID="_1850476207" r:id="rId99"/>
               </w:object>
             </w:r>
             <w:r>
@@ -6222,10 +6386,10 @@
                 <w:szCs w:val="26"/>
               </w:rPr>
               <w:object w:dxaOrig="1560" w:dyaOrig="400" w14:anchorId="53245147">
-                <v:shape id="_x0000_i1073" type="#_x0000_t75" style="width:78pt;height:20.25pt" o:ole="">
+                <v:shape id="_x0000_i1073" type="#_x0000_t75" style="width:78.1pt;height:20.4pt" o:ole="">
                   <v:imagedata r:id="rId100" o:title=""/>
                 </v:shape>
-                <o:OLEObject Type="Embed" ProgID="Equation.DSMT4" ShapeID="_x0000_i1073" DrawAspect="Content" ObjectID="_1850039480" r:id="rId101"/>
+                <o:OLEObject Type="Embed" ProgID="Equation.DSMT4" ShapeID="_x0000_i1073" DrawAspect="Content" ObjectID="_1850476208" r:id="rId101"/>
               </w:object>
             </w:r>
           </w:p>
@@ -6259,10 +6423,10 @@
                 <w:szCs w:val="26"/>
               </w:rPr>
               <w:object w:dxaOrig="1560" w:dyaOrig="400" w14:anchorId="334F02E9">
-                <v:shape id="_x0000_i1074" type="#_x0000_t75" style="width:78pt;height:20.25pt" o:ole="">
+                <v:shape id="_x0000_i1074" type="#_x0000_t75" style="width:78.1pt;height:20.4pt" o:ole="">
                   <v:imagedata r:id="rId102" o:title=""/>
                 </v:shape>
-                <o:OLEObject Type="Embed" ProgID="Equation.DSMT4" ShapeID="_x0000_i1074" DrawAspect="Content" ObjectID="_1850039481" r:id="rId103"/>
+                <o:OLEObject Type="Embed" ProgID="Equation.DSMT4" ShapeID="_x0000_i1074" DrawAspect="Content" ObjectID="_1850476209" r:id="rId103"/>
               </w:object>
             </w:r>
             <w:r>
@@ -6279,10 +6443,10 @@
                 <w:szCs w:val="26"/>
               </w:rPr>
               <w:object w:dxaOrig="1800" w:dyaOrig="400" w14:anchorId="792F709E">
-                <v:shape id="_x0000_i1075" type="#_x0000_t75" style="width:90pt;height:20.25pt" o:ole="">
+                <v:shape id="_x0000_i1075" type="#_x0000_t75" style="width:90.35pt;height:20.4pt" o:ole="">
                   <v:imagedata r:id="rId104" o:title=""/>
                 </v:shape>
-                <o:OLEObject Type="Embed" ProgID="Equation.DSMT4" ShapeID="_x0000_i1075" DrawAspect="Content" ObjectID="_1850039482" r:id="rId105"/>
+                <o:OLEObject Type="Embed" ProgID="Equation.DSMT4" ShapeID="_x0000_i1075" DrawAspect="Content" ObjectID="_1850476210" r:id="rId105"/>
               </w:object>
             </w:r>
             <w:r>
@@ -6299,10 +6463,10 @@
                 <w:szCs w:val="26"/>
               </w:rPr>
               <w:object w:dxaOrig="2180" w:dyaOrig="440" w14:anchorId="2C0064A5">
-                <v:shape id="_x0000_i1076" type="#_x0000_t75" style="width:108.75pt;height:21.75pt" o:ole="">
+                <v:shape id="_x0000_i1076" type="#_x0000_t75" style="width:108.7pt;height:21.75pt" o:ole="">
                   <v:imagedata r:id="rId106" o:title=""/>
                 </v:shape>
-                <o:OLEObject Type="Embed" ProgID="Equation.DSMT4" ShapeID="_x0000_i1076" DrawAspect="Content" ObjectID="_1850039483" r:id="rId107"/>
+                <o:OLEObject Type="Embed" ProgID="Equation.DSMT4" ShapeID="_x0000_i1076" DrawAspect="Content" ObjectID="_1850476211" r:id="rId107"/>
               </w:object>
             </w:r>
           </w:p>
@@ -6328,10 +6492,10 @@
                 <w:szCs w:val="26"/>
               </w:rPr>
               <w:object w:dxaOrig="1240" w:dyaOrig="300" w14:anchorId="2621E28A">
-                <v:shape id="_x0000_i1077" type="#_x0000_t75" style="width:62.25pt;height:15pt" o:ole="">
+                <v:shape id="_x0000_i1077" type="#_x0000_t75" style="width:62.5pt;height:14.95pt" o:ole="">
                   <v:imagedata r:id="rId108" o:title=""/>
                 </v:shape>
-                <o:OLEObject Type="Embed" ProgID="Equation.DSMT4" ShapeID="_x0000_i1077" DrawAspect="Content" ObjectID="_1850039484" r:id="rId109"/>
+                <o:OLEObject Type="Embed" ProgID="Equation.DSMT4" ShapeID="_x0000_i1077" DrawAspect="Content" ObjectID="_1850476212" r:id="rId109"/>
               </w:object>
             </w:r>
             <w:r>
@@ -6348,10 +6512,10 @@
                 <w:szCs w:val="26"/>
               </w:rPr>
               <w:object w:dxaOrig="1620" w:dyaOrig="400" w14:anchorId="7CFC7E61">
-                <v:shape id="_x0000_i1078" type="#_x0000_t75" style="width:81.75pt;height:20.25pt" o:ole="">
+                <v:shape id="_x0000_i1078" type="#_x0000_t75" style="width:81.5pt;height:20.4pt" o:ole="">
                   <v:imagedata r:id="rId110" o:title=""/>
                 </v:shape>
-                <o:OLEObject Type="Embed" ProgID="Equation.DSMT4" ShapeID="_x0000_i1078" DrawAspect="Content" ObjectID="_1850039485" r:id="rId111"/>
+                <o:OLEObject Type="Embed" ProgID="Equation.DSMT4" ShapeID="_x0000_i1078" DrawAspect="Content" ObjectID="_1850476213" r:id="rId111"/>
               </w:object>
             </w:r>
           </w:p>
@@ -6377,10 +6541,10 @@
                 <w:szCs w:val="26"/>
               </w:rPr>
               <w:object w:dxaOrig="1460" w:dyaOrig="400" w14:anchorId="7D893C8E">
-                <v:shape id="_x0000_i1079" type="#_x0000_t75" style="width:72.75pt;height:20.25pt" o:ole="">
+                <v:shape id="_x0000_i1079" type="#_x0000_t75" style="width:72.7pt;height:20.4pt" o:ole="">
                   <v:imagedata r:id="rId112" o:title=""/>
                 </v:shape>
-                <o:OLEObject Type="Embed" ProgID="Equation.DSMT4" ShapeID="_x0000_i1079" DrawAspect="Content" ObjectID="_1850039486" r:id="rId113"/>
+                <o:OLEObject Type="Embed" ProgID="Equation.DSMT4" ShapeID="_x0000_i1079" DrawAspect="Content" ObjectID="_1850476214" r:id="rId113"/>
               </w:object>
             </w:r>
             <w:r>
@@ -6397,10 +6561,10 @@
                 <w:szCs w:val="26"/>
               </w:rPr>
               <w:object w:dxaOrig="840" w:dyaOrig="300" w14:anchorId="14E51464">
-                <v:shape id="_x0000_i1080" type="#_x0000_t75" style="width:42pt;height:15pt" o:ole="">
+                <v:shape id="_x0000_i1080" type="#_x0000_t75" style="width:42.1pt;height:14.95pt" o:ole="">
                   <v:imagedata r:id="rId114" o:title=""/>
                 </v:shape>
-                <o:OLEObject Type="Embed" ProgID="Equation.DSMT4" ShapeID="_x0000_i1080" DrawAspect="Content" ObjectID="_1850039487" r:id="rId115"/>
+                <o:OLEObject Type="Embed" ProgID="Equation.DSMT4" ShapeID="_x0000_i1080" DrawAspect="Content" ObjectID="_1850476215" r:id="rId115"/>
               </w:object>
             </w:r>
             <w:r>
@@ -6434,10 +6598,10 @@
                 <w:szCs w:val="26"/>
               </w:rPr>
               <w:object w:dxaOrig="2060" w:dyaOrig="400" w14:anchorId="4D60F998">
-                <v:shape id="_x0000_i1081" type="#_x0000_t75" style="width:103.5pt;height:19.5pt" o:ole="">
+                <v:shape id="_x0000_i1081" type="#_x0000_t75" style="width:103.25pt;height:19.7pt" o:ole="">
                   <v:imagedata r:id="rId86" o:title=""/>
                 </v:shape>
-                <o:OLEObject Type="Embed" ProgID="Equation.DSMT4" ShapeID="_x0000_i1081" DrawAspect="Content" ObjectID="_1850039488" r:id="rId116"/>
+                <o:OLEObject Type="Embed" ProgID="Equation.DSMT4" ShapeID="_x0000_i1081" DrawAspect="Content" ObjectID="_1850476216" r:id="rId116"/>
               </w:object>
             </w:r>
             <w:r>
@@ -6454,10 +6618,10 @@
                 <w:szCs w:val="26"/>
               </w:rPr>
               <w:object w:dxaOrig="920" w:dyaOrig="400" w14:anchorId="0539677A">
-                <v:shape id="_x0000_i1082" type="#_x0000_t75" style="width:46.5pt;height:20.25pt" o:ole="">
+                <v:shape id="_x0000_i1082" type="#_x0000_t75" style="width:46.2pt;height:20.4pt" o:ole="">
                   <v:imagedata r:id="rId117" o:title=""/>
                 </v:shape>
-                <o:OLEObject Type="Embed" ProgID="Equation.DSMT4" ShapeID="_x0000_i1082" DrawAspect="Content" ObjectID="_1850039489" r:id="rId118"/>
+                <o:OLEObject Type="Embed" ProgID="Equation.DSMT4" ShapeID="_x0000_i1082" DrawAspect="Content" ObjectID="_1850476217" r:id="rId118"/>
               </w:object>
             </w:r>
             <w:r>
@@ -6474,10 +6638,10 @@
                 <w:szCs w:val="26"/>
               </w:rPr>
               <w:object w:dxaOrig="900" w:dyaOrig="320" w14:anchorId="06435A10">
-                <v:shape id="_x0000_i1083" type="#_x0000_t75" style="width:45pt;height:15.75pt" o:ole="">
+                <v:shape id="_x0000_i1083" type="#_x0000_t75" style="width:44.85pt;height:15.6pt" o:ole="">
                   <v:imagedata r:id="rId92" o:title=""/>
                 </v:shape>
-                <o:OLEObject Type="Embed" ProgID="Equation.DSMT4" ShapeID="_x0000_i1083" DrawAspect="Content" ObjectID="_1850039490" r:id="rId119"/>
+                <o:OLEObject Type="Embed" ProgID="Equation.DSMT4" ShapeID="_x0000_i1083" DrawAspect="Content" ObjectID="_1850476218" r:id="rId119"/>
               </w:object>
             </w:r>
             <w:r>
@@ -6501,6 +6665,7 @@
                 <w:sz w:val="26"/>
                 <w:szCs w:val="26"/>
               </w:rPr>
+              <w:lastRenderedPageBreak/>
               <w:t xml:space="preserve">Vậy </w:t>
             </w:r>
             <w:r>
@@ -6510,10 +6675,10 @@
                 <w:szCs w:val="26"/>
               </w:rPr>
               <w:object w:dxaOrig="920" w:dyaOrig="400" w14:anchorId="60E2C7C4">
-                <v:shape id="_x0000_i1084" type="#_x0000_t75" style="width:46.5pt;height:20.25pt" o:ole="">
+                <v:shape id="_x0000_i1084" type="#_x0000_t75" style="width:46.2pt;height:20.4pt" o:ole="">
                   <v:imagedata r:id="rId120" o:title=""/>
                 </v:shape>
-                <o:OLEObject Type="Embed" ProgID="Equation.DSMT4" ShapeID="_x0000_i1084" DrawAspect="Content" ObjectID="_1850039491" r:id="rId121"/>
+                <o:OLEObject Type="Embed" ProgID="Equation.DSMT4" ShapeID="_x0000_i1084" DrawAspect="Content" ObjectID="_1850476219" r:id="rId121"/>
               </w:object>
             </w:r>
           </w:p>
@@ -6595,10 +6760,10 @@
                 <w:szCs w:val="26"/>
               </w:rPr>
               <w:object w:dxaOrig="480" w:dyaOrig="279" w14:anchorId="273D57CC">
-                <v:shape id="_x0000_i1085" type="#_x0000_t75" style="width:24.75pt;height:14.25pt" o:ole="">
+                <v:shape id="_x0000_i1085" type="#_x0000_t75" style="width:24.45pt;height:14.25pt" o:ole="">
                   <v:imagedata r:id="rId122" o:title=""/>
                 </v:shape>
-                <o:OLEObject Type="Embed" ProgID="Equation.DSMT4" ShapeID="_x0000_i1085" DrawAspect="Content" ObjectID="_1850039492" r:id="rId123"/>
+                <o:OLEObject Type="Embed" ProgID="Equation.DSMT4" ShapeID="_x0000_i1085" DrawAspect="Content" ObjectID="_1850476220" r:id="rId123"/>
               </w:object>
             </w:r>
             <w:r>
@@ -6615,10 +6780,10 @@
                 <w:szCs w:val="26"/>
               </w:rPr>
               <w:object w:dxaOrig="540" w:dyaOrig="279" w14:anchorId="775E00CD">
-                <v:shape id="_x0000_i1086" type="#_x0000_t75" style="width:27pt;height:14.25pt" o:ole="">
+                <v:shape id="_x0000_i1086" type="#_x0000_t75" style="width:27.15pt;height:14.25pt" o:ole="">
                   <v:imagedata r:id="rId124" o:title=""/>
                 </v:shape>
-                <o:OLEObject Type="Embed" ProgID="Equation.DSMT4" ShapeID="_x0000_i1086" DrawAspect="Content" ObjectID="_1850039493" r:id="rId125"/>
+                <o:OLEObject Type="Embed" ProgID="Equation.DSMT4" ShapeID="_x0000_i1086" DrawAspect="Content" ObjectID="_1850476221" r:id="rId125"/>
               </w:object>
             </w:r>
           </w:p>
@@ -6679,10 +6844,10 @@
                 <w:szCs w:val="26"/>
               </w:rPr>
               <w:object w:dxaOrig="220" w:dyaOrig="279" w14:anchorId="6C51B48D">
-                <v:shape id="_x0000_i1087" type="#_x0000_t75" style="width:10.5pt;height:14.25pt" o:ole="">
+                <v:shape id="_x0000_i1087" type="#_x0000_t75" style="width:10.2pt;height:14.25pt" o:ole="">
                   <v:imagedata r:id="rId126" o:title=""/>
                 </v:shape>
-                <o:OLEObject Type="Embed" ProgID="Equation.DSMT4" ShapeID="_x0000_i1087" DrawAspect="Content" ObjectID="_1850039494" r:id="rId127"/>
+                <o:OLEObject Type="Embed" ProgID="Equation.DSMT4" ShapeID="_x0000_i1087" DrawAspect="Content" ObjectID="_1850476222" r:id="rId127"/>
               </w:object>
             </w:r>
             <w:r>
@@ -6712,10 +6877,10 @@
                 <w:szCs w:val="26"/>
               </w:rPr>
               <w:object w:dxaOrig="960" w:dyaOrig="480" w14:anchorId="15887DA3">
-                <v:shape id="_x0000_i1088" type="#_x0000_t75" style="width:48pt;height:24pt" o:ole="">
+                <v:shape id="_x0000_i1088" type="#_x0000_t75" style="width:48.25pt;height:23.75pt" o:ole="">
                   <v:imagedata r:id="rId128" o:title=""/>
                 </v:shape>
-                <o:OLEObject Type="Embed" ProgID="Equation.DSMT4" ShapeID="_x0000_i1088" DrawAspect="Content" ObjectID="_1850039495" r:id="rId129"/>
+                <o:OLEObject Type="Embed" ProgID="Equation.DSMT4" ShapeID="_x0000_i1088" DrawAspect="Content" ObjectID="_1850476223" r:id="rId129"/>
               </w:object>
             </w:r>
           </w:p>
@@ -6756,10 +6921,10 @@
                 <w:szCs w:val="26"/>
               </w:rPr>
               <w:object w:dxaOrig="220" w:dyaOrig="279" w14:anchorId="304885CC">
-                <v:shape id="_x0000_i1089" type="#_x0000_t75" style="width:10.5pt;height:14.25pt" o:ole="">
+                <v:shape id="_x0000_i1089" type="#_x0000_t75" style="width:10.2pt;height:14.25pt" o:ole="">
                   <v:imagedata r:id="rId130" o:title=""/>
                 </v:shape>
-                <o:OLEObject Type="Embed" ProgID="Equation.DSMT4" ShapeID="_x0000_i1089" DrawAspect="Content" ObjectID="_1850039496" r:id="rId131"/>
+                <o:OLEObject Type="Embed" ProgID="Equation.DSMT4" ShapeID="_x0000_i1089" DrawAspect="Content" ObjectID="_1850476224" r:id="rId131"/>
               </w:object>
             </w:r>
             <w:r>
@@ -6780,10 +6945,10 @@
                 <w:szCs w:val="26"/>
               </w:rPr>
               <w:object w:dxaOrig="220" w:dyaOrig="279" w14:anchorId="6941A3B2">
-                <v:shape id="_x0000_i1090" type="#_x0000_t75" style="width:10.5pt;height:14.25pt" o:ole="">
+                <v:shape id="_x0000_i1090" type="#_x0000_t75" style="width:10.2pt;height:14.25pt" o:ole="">
                   <v:imagedata r:id="rId132" o:title=""/>
                 </v:shape>
-                <o:OLEObject Type="Embed" ProgID="Equation.DSMT4" ShapeID="_x0000_i1090" DrawAspect="Content" ObjectID="_1850039497" r:id="rId133"/>
+                <o:OLEObject Type="Embed" ProgID="Equation.DSMT4" ShapeID="_x0000_i1090" DrawAspect="Content" ObjectID="_1850476225" r:id="rId133"/>
               </w:object>
             </w:r>
             <w:r>
@@ -6853,10 +7018,10 @@
                 <w:szCs w:val="26"/>
               </w:rPr>
               <w:object w:dxaOrig="200" w:dyaOrig="220" w14:anchorId="1631D389">
-                <v:shape id="_x0000_i1091" type="#_x0000_t75" style="width:9.75pt;height:10.5pt" o:ole="">
+                <v:shape id="_x0000_i1091" type="#_x0000_t75" style="width:9.5pt;height:10.2pt" o:ole="">
                   <v:imagedata r:id="rId134" o:title=""/>
                 </v:shape>
-                <o:OLEObject Type="Embed" ProgID="Equation.DSMT4" ShapeID="_x0000_i1091" DrawAspect="Content" ObjectID="_1850039498" r:id="rId135"/>
+                <o:OLEObject Type="Embed" ProgID="Equation.DSMT4" ShapeID="_x0000_i1091" DrawAspect="Content" ObjectID="_1850476226" r:id="rId135"/>
               </w:object>
             </w:r>
             <w:r>
@@ -6895,10 +7060,10 @@
                 <w:szCs w:val="26"/>
               </w:rPr>
               <w:object w:dxaOrig="220" w:dyaOrig="279" w14:anchorId="108CE984">
-                <v:shape id="_x0000_i1092" type="#_x0000_t75" style="width:10.5pt;height:14.25pt" o:ole="">
+                <v:shape id="_x0000_i1092" type="#_x0000_t75" style="width:10.2pt;height:14.25pt" o:ole="">
                   <v:imagedata r:id="rId136" o:title=""/>
                 </v:shape>
-                <o:OLEObject Type="Embed" ProgID="Equation.DSMT4" ShapeID="_x0000_i1092" DrawAspect="Content" ObjectID="_1850039499" r:id="rId137"/>
+                <o:OLEObject Type="Embed" ProgID="Equation.DSMT4" ShapeID="_x0000_i1092" DrawAspect="Content" ObjectID="_1850476227" r:id="rId137"/>
               </w:object>
             </w:r>
             <w:r>
@@ -6919,10 +7084,10 @@
                 <w:szCs w:val="26"/>
               </w:rPr>
               <w:object w:dxaOrig="200" w:dyaOrig="279" w14:anchorId="08E73005">
-                <v:shape id="_x0000_i1093" type="#_x0000_t75" style="width:9.75pt;height:14.25pt" o:ole="">
+                <v:shape id="_x0000_i1093" type="#_x0000_t75" style="width:9.5pt;height:14.25pt" o:ole="">
                   <v:imagedata r:id="rId138" o:title=""/>
                 </v:shape>
-                <o:OLEObject Type="Embed" ProgID="Equation.DSMT4" ShapeID="_x0000_i1093" DrawAspect="Content" ObjectID="_1850039500" r:id="rId139"/>
+                <o:OLEObject Type="Embed" ProgID="Equation.DSMT4" ShapeID="_x0000_i1093" DrawAspect="Content" ObjectID="_1850476228" r:id="rId139"/>
               </w:object>
             </w:r>
             <w:r>
@@ -6943,10 +7108,10 @@
                 <w:szCs w:val="26"/>
               </w:rPr>
               <w:object w:dxaOrig="220" w:dyaOrig="279" w14:anchorId="2829D2BC">
-                <v:shape id="_x0000_i1094" type="#_x0000_t75" style="width:10.5pt;height:14.25pt" o:ole="">
+                <v:shape id="_x0000_i1094" type="#_x0000_t75" style="width:10.2pt;height:14.25pt" o:ole="">
                   <v:imagedata r:id="rId140" o:title=""/>
                 </v:shape>
-                <o:OLEObject Type="Embed" ProgID="Equation.DSMT4" ShapeID="_x0000_i1094" DrawAspect="Content" ObjectID="_1850039501" r:id="rId141"/>
+                <o:OLEObject Type="Embed" ProgID="Equation.DSMT4" ShapeID="_x0000_i1094" DrawAspect="Content" ObjectID="_1850476229" r:id="rId141"/>
               </w:object>
             </w:r>
             <w:r>
@@ -6967,10 +7132,10 @@
                 <w:szCs w:val="26"/>
               </w:rPr>
               <w:object w:dxaOrig="960" w:dyaOrig="400" w14:anchorId="6786427F">
-                <v:shape id="_x0000_i1095" type="#_x0000_t75" style="width:47.25pt;height:20.25pt" o:ole="">
+                <v:shape id="_x0000_i1095" type="#_x0000_t75" style="width:47.55pt;height:20.4pt" o:ole="">
                   <v:imagedata r:id="rId142" o:title=""/>
                 </v:shape>
-                <o:OLEObject Type="Embed" ProgID="Equation.DSMT4" ShapeID="_x0000_i1095" DrawAspect="Content" ObjectID="_1850039502" r:id="rId143"/>
+                <o:OLEObject Type="Embed" ProgID="Equation.DSMT4" ShapeID="_x0000_i1095" DrawAspect="Content" ObjectID="_1850476230" r:id="rId143"/>
               </w:object>
             </w:r>
             <w:r>
@@ -7000,10 +7165,10 @@
                 <w:szCs w:val="26"/>
               </w:rPr>
               <w:object w:dxaOrig="960" w:dyaOrig="400" w14:anchorId="24B1F7ED">
-                <v:shape id="_x0000_i1096" type="#_x0000_t75" style="width:47.25pt;height:20.25pt" o:ole="">
+                <v:shape id="_x0000_i1096" type="#_x0000_t75" style="width:47.55pt;height:20.4pt" o:ole="">
                   <v:imagedata r:id="rId144" o:title=""/>
                 </v:shape>
-                <o:OLEObject Type="Embed" ProgID="Equation.DSMT4" ShapeID="_x0000_i1096" DrawAspect="Content" ObjectID="_1850039503" r:id="rId145"/>
+                <o:OLEObject Type="Embed" ProgID="Equation.DSMT4" ShapeID="_x0000_i1096" DrawAspect="Content" ObjectID="_1850476231" r:id="rId145"/>
               </w:object>
             </w:r>
           </w:p>
@@ -7044,10 +7209,10 @@
                 <w:szCs w:val="26"/>
               </w:rPr>
               <w:object w:dxaOrig="139" w:dyaOrig="260" w14:anchorId="5A810741">
-                <v:shape id="_x0000_i1097" type="#_x0000_t75" style="width:6.75pt;height:12.75pt" o:ole="">
+                <v:shape id="_x0000_i1097" type="#_x0000_t75" style="width:6.8pt;height:12.9pt" o:ole="">
                   <v:imagedata r:id="rId146" o:title=""/>
                 </v:shape>
-                <o:OLEObject Type="Embed" ProgID="Equation.DSMT4" ShapeID="_x0000_i1097" DrawAspect="Content" ObjectID="_1850039504" r:id="rId147"/>
+                <o:OLEObject Type="Embed" ProgID="Equation.DSMT4" ShapeID="_x0000_i1097" DrawAspect="Content" ObjectID="_1850476232" r:id="rId147"/>
               </w:object>
             </w:r>
             <w:r>
@@ -7068,10 +7233,10 @@
                 <w:szCs w:val="26"/>
               </w:rPr>
               <w:object w:dxaOrig="220" w:dyaOrig="279" w14:anchorId="23001F62">
-                <v:shape id="_x0000_i1098" type="#_x0000_t75" style="width:10.5pt;height:14.25pt" o:ole="">
+                <v:shape id="_x0000_i1098" type="#_x0000_t75" style="width:10.2pt;height:14.25pt" o:ole="">
                   <v:imagedata r:id="rId148" o:title=""/>
                 </v:shape>
-                <o:OLEObject Type="Embed" ProgID="Equation.DSMT4" ShapeID="_x0000_i1098" DrawAspect="Content" ObjectID="_1850039505" r:id="rId149"/>
+                <o:OLEObject Type="Embed" ProgID="Equation.DSMT4" ShapeID="_x0000_i1098" DrawAspect="Content" ObjectID="_1850476233" r:id="rId149"/>
               </w:object>
             </w:r>
             <w:r>
@@ -7092,10 +7257,10 @@
                 <w:szCs w:val="26"/>
               </w:rPr>
               <w:object w:dxaOrig="540" w:dyaOrig="279" w14:anchorId="56C0B31D">
-                <v:shape id="_x0000_i1099" type="#_x0000_t75" style="width:27pt;height:14.25pt" o:ole="">
+                <v:shape id="_x0000_i1099" type="#_x0000_t75" style="width:27.15pt;height:14.25pt" o:ole="">
                   <v:imagedata r:id="rId150" o:title=""/>
                 </v:shape>
-                <o:OLEObject Type="Embed" ProgID="Equation.DSMT4" ShapeID="_x0000_i1099" DrawAspect="Content" ObjectID="_1850039506" r:id="rId151"/>
+                <o:OLEObject Type="Embed" ProgID="Equation.DSMT4" ShapeID="_x0000_i1099" DrawAspect="Content" ObjectID="_1850476234" r:id="rId151"/>
               </w:object>
             </w:r>
           </w:p>
@@ -7191,10 +7356,10 @@
                 <w:szCs w:val="26"/>
               </w:rPr>
               <w:object w:dxaOrig="220" w:dyaOrig="279" w14:anchorId="39A4486F">
-                <v:shape id="_x0000_i1100" type="#_x0000_t75" style="width:10.5pt;height:14.25pt" o:ole="">
+                <v:shape id="_x0000_i1100" type="#_x0000_t75" style="width:10.2pt;height:14.25pt" o:ole="">
                   <v:imagedata r:id="rId152" o:title=""/>
                 </v:shape>
-                <o:OLEObject Type="Embed" ProgID="Equation.DSMT4" ShapeID="_x0000_i1100" DrawAspect="Content" ObjectID="_1850039507" r:id="rId153"/>
+                <o:OLEObject Type="Embed" ProgID="Equation.DSMT4" ShapeID="_x0000_i1100" DrawAspect="Content" ObjectID="_1850476235" r:id="rId153"/>
               </w:object>
             </w:r>
           </w:p>
@@ -7228,10 +7393,10 @@
                 <w:szCs w:val="26"/>
               </w:rPr>
               <w:object w:dxaOrig="200" w:dyaOrig="220" w14:anchorId="6E7BAF8D">
-                <v:shape id="_x0000_i1101" type="#_x0000_t75" style="width:9.75pt;height:10.5pt" o:ole="">
+                <v:shape id="_x0000_i1101" type="#_x0000_t75" style="width:9.5pt;height:10.2pt" o:ole="">
                   <v:imagedata r:id="rId154" o:title=""/>
                 </v:shape>
-                <o:OLEObject Type="Embed" ProgID="Equation.DSMT4" ShapeID="_x0000_i1101" DrawAspect="Content" ObjectID="_1850039508" r:id="rId155"/>
+                <o:OLEObject Type="Embed" ProgID="Equation.DSMT4" ShapeID="_x0000_i1101" DrawAspect="Content" ObjectID="_1850476236" r:id="rId155"/>
               </w:object>
             </w:r>
             <w:r>
@@ -7248,10 +7413,10 @@
                 <w:szCs w:val="26"/>
               </w:rPr>
               <w:object w:dxaOrig="1880" w:dyaOrig="400" w14:anchorId="1A0A9D46">
-                <v:shape id="_x0000_i1102" type="#_x0000_t75" style="width:93.75pt;height:20.25pt" o:ole="">
+                <v:shape id="_x0000_i1102" type="#_x0000_t75" style="width:93.75pt;height:20.4pt" o:ole="">
                   <v:imagedata r:id="rId156" o:title=""/>
                 </v:shape>
-                <o:OLEObject Type="Embed" ProgID="Equation.DSMT4" ShapeID="_x0000_i1102" DrawAspect="Content" ObjectID="_1850039509" r:id="rId157"/>
+                <o:OLEObject Type="Embed" ProgID="Equation.DSMT4" ShapeID="_x0000_i1102" DrawAspect="Content" ObjectID="_1850476237" r:id="rId157"/>
               </w:object>
             </w:r>
             <w:r>
@@ -7268,10 +7433,10 @@
                 <w:szCs w:val="26"/>
               </w:rPr>
               <w:object w:dxaOrig="1579" w:dyaOrig="400" w14:anchorId="24405362">
-                <v:shape id="_x0000_i1103" type="#_x0000_t75" style="width:78.75pt;height:20.25pt" o:ole="">
+                <v:shape id="_x0000_i1103" type="#_x0000_t75" style="width:78.8pt;height:20.4pt" o:ole="">
                   <v:imagedata r:id="rId158" o:title=""/>
                 </v:shape>
-                <o:OLEObject Type="Embed" ProgID="Equation.DSMT4" ShapeID="_x0000_i1103" DrawAspect="Content" ObjectID="_1850039510" r:id="rId159"/>
+                <o:OLEObject Type="Embed" ProgID="Equation.DSMT4" ShapeID="_x0000_i1103" DrawAspect="Content" ObjectID="_1850476238" r:id="rId159"/>
               </w:object>
             </w:r>
             <w:r>
@@ -7288,10 +7453,10 @@
                 <w:szCs w:val="26"/>
               </w:rPr>
               <w:object w:dxaOrig="420" w:dyaOrig="300" w14:anchorId="52CB9EFB">
-                <v:shape id="_x0000_i1104" type="#_x0000_t75" style="width:21pt;height:15pt" o:ole="">
+                <v:shape id="_x0000_i1104" type="#_x0000_t75" style="width:21.05pt;height:14.95pt" o:ole="">
                   <v:imagedata r:id="rId160" o:title=""/>
                 </v:shape>
-                <o:OLEObject Type="Embed" ProgID="Equation.DSMT4" ShapeID="_x0000_i1104" DrawAspect="Content" ObjectID="_1850039511" r:id="rId161"/>
+                <o:OLEObject Type="Embed" ProgID="Equation.DSMT4" ShapeID="_x0000_i1104" DrawAspect="Content" ObjectID="_1850476239" r:id="rId161"/>
               </w:object>
             </w:r>
           </w:p>
@@ -7341,10 +7506,10 @@
                 <w:szCs w:val="26"/>
               </w:rPr>
               <w:object w:dxaOrig="540" w:dyaOrig="279" w14:anchorId="689EEEDA">
-                <v:shape id="_x0000_i1105" type="#_x0000_t75" style="width:27pt;height:14.25pt" o:ole="">
+                <v:shape id="_x0000_i1105" type="#_x0000_t75" style="width:27.15pt;height:14.25pt" o:ole="">
                   <v:imagedata r:id="rId162" o:title=""/>
                 </v:shape>
-                <o:OLEObject Type="Embed" ProgID="Equation.DSMT4" ShapeID="_x0000_i1105" DrawAspect="Content" ObjectID="_1850039512" r:id="rId163"/>
+                <o:OLEObject Type="Embed" ProgID="Equation.DSMT4" ShapeID="_x0000_i1105" DrawAspect="Content" ObjectID="_1850476240" r:id="rId163"/>
               </w:object>
             </w:r>
             <w:r>
@@ -7361,10 +7526,10 @@
                 <w:szCs w:val="26"/>
               </w:rPr>
               <w:object w:dxaOrig="1520" w:dyaOrig="400" w14:anchorId="343E2213">
-                <v:shape id="_x0000_i1106" type="#_x0000_t75" style="width:76.5pt;height:20.25pt" o:ole="">
+                <v:shape id="_x0000_i1106" type="#_x0000_t75" style="width:76.75pt;height:20.4pt" o:ole="">
                   <v:imagedata r:id="rId164" o:title=""/>
                 </v:shape>
-                <o:OLEObject Type="Embed" ProgID="Equation.DSMT4" ShapeID="_x0000_i1106" DrawAspect="Content" ObjectID="_1850039513" r:id="rId165"/>
+                <o:OLEObject Type="Embed" ProgID="Equation.DSMT4" ShapeID="_x0000_i1106" DrawAspect="Content" ObjectID="_1850476241" r:id="rId165"/>
               </w:object>
             </w:r>
             <w:r>
@@ -7381,10 +7546,10 @@
                 <w:szCs w:val="26"/>
               </w:rPr>
               <w:object w:dxaOrig="480" w:dyaOrig="279" w14:anchorId="4EADF690">
-                <v:shape id="_x0000_i1107" type="#_x0000_t75" style="width:24.75pt;height:14.25pt" o:ole="">
+                <v:shape id="_x0000_i1107" type="#_x0000_t75" style="width:24.45pt;height:14.25pt" o:ole="">
                   <v:imagedata r:id="rId122" o:title=""/>
                 </v:shape>
-                <o:OLEObject Type="Embed" ProgID="Equation.DSMT4" ShapeID="_x0000_i1107" DrawAspect="Content" ObjectID="_1850039514" r:id="rId166"/>
+                <o:OLEObject Type="Embed" ProgID="Equation.DSMT4" ShapeID="_x0000_i1107" DrawAspect="Content" ObjectID="_1850476242" r:id="rId166"/>
               </w:object>
             </w:r>
             <w:r>
@@ -7401,10 +7566,10 @@
                 <w:szCs w:val="26"/>
               </w:rPr>
               <w:object w:dxaOrig="540" w:dyaOrig="279" w14:anchorId="02D8CCFB">
-                <v:shape id="_x0000_i1108" type="#_x0000_t75" style="width:27pt;height:14.25pt" o:ole="">
+                <v:shape id="_x0000_i1108" type="#_x0000_t75" style="width:27.15pt;height:14.25pt" o:ole="">
                   <v:imagedata r:id="rId124" o:title=""/>
                 </v:shape>
-                <o:OLEObject Type="Embed" ProgID="Equation.DSMT4" ShapeID="_x0000_i1108" DrawAspect="Content" ObjectID="_1850039515" r:id="rId167"/>
+                <o:OLEObject Type="Embed" ProgID="Equation.DSMT4" ShapeID="_x0000_i1108" DrawAspect="Content" ObjectID="_1850476243" r:id="rId167"/>
               </w:object>
             </w:r>
             <w:r>
@@ -7467,10 +7632,10 @@
                 <w:szCs w:val="26"/>
               </w:rPr>
               <w:object w:dxaOrig="400" w:dyaOrig="279" w14:anchorId="523C646B">
-                <v:shape id="_x0000_i1109" type="#_x0000_t75" style="width:20.25pt;height:14.25pt" o:ole="">
+                <v:shape id="_x0000_i1109" type="#_x0000_t75" style="width:20.4pt;height:14.25pt" o:ole="">
                   <v:imagedata r:id="rId168" o:title=""/>
                 </v:shape>
-                <o:OLEObject Type="Embed" ProgID="Equation.DSMT4" ShapeID="_x0000_i1109" DrawAspect="Content" ObjectID="_1850039516" r:id="rId169"/>
+                <o:OLEObject Type="Embed" ProgID="Equation.DSMT4" ShapeID="_x0000_i1109" DrawAspect="Content" ObjectID="_1850476244" r:id="rId169"/>
               </w:object>
             </w:r>
             <w:r>
@@ -7488,10 +7653,10 @@
                 <w:szCs w:val="26"/>
               </w:rPr>
               <w:object w:dxaOrig="1200" w:dyaOrig="320" w14:anchorId="71E52F4B">
-                <v:shape id="_x0000_i1110" type="#_x0000_t75" style="width:60pt;height:15.75pt" o:ole="">
+                <v:shape id="_x0000_i1110" type="#_x0000_t75" style="width:59.75pt;height:15.6pt" o:ole="">
                   <v:imagedata r:id="rId170" o:title=""/>
                 </v:shape>
-                <o:OLEObject Type="Embed" ProgID="Equation.DSMT4" ShapeID="_x0000_i1110" DrawAspect="Content" ObjectID="_1850039517" r:id="rId171"/>
+                <o:OLEObject Type="Embed" ProgID="Equation.DSMT4" ShapeID="_x0000_i1110" DrawAspect="Content" ObjectID="_1850476245" r:id="rId171"/>
               </w:object>
             </w:r>
             <w:r>
@@ -7509,10 +7674,10 @@
                 <w:szCs w:val="26"/>
               </w:rPr>
               <w:object w:dxaOrig="880" w:dyaOrig="360" w14:anchorId="00543999">
-                <v:shape id="_x0000_i1111" type="#_x0000_t75" style="width:44.25pt;height:18pt" o:ole="">
+                <v:shape id="_x0000_i1111" type="#_x0000_t75" style="width:44.15pt;height:18.35pt" o:ole="">
                   <v:imagedata r:id="rId172" o:title=""/>
                 </v:shape>
-                <o:OLEObject Type="Embed" ProgID="Equation.DSMT4" ShapeID="_x0000_i1111" DrawAspect="Content" ObjectID="_1850039518" r:id="rId173"/>
+                <o:OLEObject Type="Embed" ProgID="Equation.DSMT4" ShapeID="_x0000_i1111" DrawAspect="Content" ObjectID="_1850476246" r:id="rId173"/>
               </w:object>
             </w:r>
           </w:p>
@@ -7540,10 +7705,10 @@
                 <w:szCs w:val="26"/>
               </w:rPr>
               <w:object w:dxaOrig="900" w:dyaOrig="720" w14:anchorId="3A32650B">
-                <v:shape id="_x0000_i1112" type="#_x0000_t75" style="width:45pt;height:36pt" o:ole="">
+                <v:shape id="_x0000_i1112" type="#_x0000_t75" style="width:44.85pt;height:36pt" o:ole="">
                   <v:imagedata r:id="rId174" o:title=""/>
                 </v:shape>
-                <o:OLEObject Type="Embed" ProgID="Equation.DSMT4" ShapeID="_x0000_i1112" DrawAspect="Content" ObjectID="_1850039519" r:id="rId175"/>
+                <o:OLEObject Type="Embed" ProgID="Equation.DSMT4" ShapeID="_x0000_i1112" DrawAspect="Content" ObjectID="_1850476247" r:id="rId175"/>
               </w:object>
             </w:r>
           </w:p>
@@ -7571,10 +7736,10 @@
                 <w:szCs w:val="26"/>
               </w:rPr>
               <w:object w:dxaOrig="1700" w:dyaOrig="340" w14:anchorId="3A5B3542">
-                <v:shape id="_x0000_i1113" type="#_x0000_t75" style="width:84.75pt;height:17.25pt" o:ole="">
+                <v:shape id="_x0000_i1113" type="#_x0000_t75" style="width:84.9pt;height:17pt" o:ole="">
                   <v:imagedata r:id="rId176" o:title=""/>
                 </v:shape>
-                <o:OLEObject Type="Embed" ProgID="Equation.DSMT4" ShapeID="_x0000_i1113" DrawAspect="Content" ObjectID="_1850039520" r:id="rId177"/>
+                <o:OLEObject Type="Embed" ProgID="Equation.DSMT4" ShapeID="_x0000_i1113" DrawAspect="Content" ObjectID="_1850476248" r:id="rId177"/>
               </w:object>
             </w:r>
           </w:p>
@@ -7602,10 +7767,10 @@
                 <w:szCs w:val="26"/>
               </w:rPr>
               <w:object w:dxaOrig="1880" w:dyaOrig="340" w14:anchorId="5816FA2B">
-                <v:shape id="_x0000_i1114" type="#_x0000_t75" style="width:93.75pt;height:17.25pt" o:ole="">
+                <v:shape id="_x0000_i1114" type="#_x0000_t75" style="width:93.75pt;height:17pt" o:ole="">
                   <v:imagedata r:id="rId178" o:title=""/>
                 </v:shape>
-                <o:OLEObject Type="Embed" ProgID="Equation.DSMT4" ShapeID="_x0000_i1114" DrawAspect="Content" ObjectID="_1850039521" r:id="rId179"/>
+                <o:OLEObject Type="Embed" ProgID="Equation.DSMT4" ShapeID="_x0000_i1114" DrawAspect="Content" ObjectID="_1850476249" r:id="rId179"/>
               </w:object>
             </w:r>
           </w:p>
@@ -7633,10 +7798,10 @@
                 <w:szCs w:val="26"/>
               </w:rPr>
               <w:object w:dxaOrig="540" w:dyaOrig="279" w14:anchorId="0488319F">
-                <v:shape id="_x0000_i1115" type="#_x0000_t75" style="width:27pt;height:14.25pt" o:ole="">
+                <v:shape id="_x0000_i1115" type="#_x0000_t75" style="width:27.15pt;height:14.25pt" o:ole="">
                   <v:imagedata r:id="rId180" o:title=""/>
                 </v:shape>
-                <o:OLEObject Type="Embed" ProgID="Equation.DSMT4" ShapeID="_x0000_i1115" DrawAspect="Content" ObjectID="_1850039522" r:id="rId181"/>
+                <o:OLEObject Type="Embed" ProgID="Equation.DSMT4" ShapeID="_x0000_i1115" DrawAspect="Content" ObjectID="_1850476250" r:id="rId181"/>
               </w:object>
             </w:r>
             <w:r>
@@ -7672,10 +7837,10 @@
                 <w:szCs w:val="26"/>
               </w:rPr>
               <w:object w:dxaOrig="1520" w:dyaOrig="320" w14:anchorId="77E446BF">
-                <v:shape id="_x0000_i1116" type="#_x0000_t75" style="width:76.5pt;height:15.75pt" o:ole="">
+                <v:shape id="_x0000_i1116" type="#_x0000_t75" style="width:76.75pt;height:15.6pt" o:ole="">
                   <v:imagedata r:id="rId182" o:title=""/>
                 </v:shape>
-                <o:OLEObject Type="Embed" ProgID="Equation.DSMT4" ShapeID="_x0000_i1116" DrawAspect="Content" ObjectID="_1850039523" r:id="rId183"/>
+                <o:OLEObject Type="Embed" ProgID="Equation.DSMT4" ShapeID="_x0000_i1116" DrawAspect="Content" ObjectID="_1850476251" r:id="rId183"/>
               </w:object>
             </w:r>
           </w:p>
@@ -7704,10 +7869,10 @@
                 <w:szCs w:val="26"/>
               </w:rPr>
               <w:object w:dxaOrig="480" w:dyaOrig="279" w14:anchorId="0B7B111D">
-                <v:shape id="_x0000_i1117" type="#_x0000_t75" style="width:24.75pt;height:14.25pt" o:ole="">
+                <v:shape id="_x0000_i1117" type="#_x0000_t75" style="width:24.45pt;height:14.25pt" o:ole="">
                   <v:imagedata r:id="rId184" o:title=""/>
                 </v:shape>
-                <o:OLEObject Type="Embed" ProgID="Equation.DSMT4" ShapeID="_x0000_i1117" DrawAspect="Content" ObjectID="_1850039524" r:id="rId185"/>
+                <o:OLEObject Type="Embed" ProgID="Equation.DSMT4" ShapeID="_x0000_i1117" DrawAspect="Content" ObjectID="_1850476252" r:id="rId185"/>
               </w:object>
             </w:r>
             <w:r>
@@ -7725,10 +7890,10 @@
                 <w:szCs w:val="26"/>
               </w:rPr>
               <w:object w:dxaOrig="540" w:dyaOrig="279" w14:anchorId="0B4C459A">
-                <v:shape id="_x0000_i1118" type="#_x0000_t75" style="width:27pt;height:14.25pt" o:ole="">
+                <v:shape id="_x0000_i1118" type="#_x0000_t75" style="width:27.15pt;height:14.25pt" o:ole="">
                   <v:imagedata r:id="rId186" o:title=""/>
                 </v:shape>
-                <o:OLEObject Type="Embed" ProgID="Equation.DSMT4" ShapeID="_x0000_i1118" DrawAspect="Content" ObjectID="_1850039525" r:id="rId187"/>
+                <o:OLEObject Type="Embed" ProgID="Equation.DSMT4" ShapeID="_x0000_i1118" DrawAspect="Content" ObjectID="_1850476253" r:id="rId187"/>
               </w:object>
             </w:r>
             <w:r>
@@ -7747,6 +7912,7 @@
               <w:rPr>
                 <w:sz w:val="25"/>
                 <w:szCs w:val="25"/>
+                <w:lang w:val="pt-BR"/>
               </w:rPr>
             </w:pPr>
             <w:r>
@@ -7784,10 +7950,10 @@
                 <w:szCs w:val="25"/>
               </w:rPr>
               <w:object w:dxaOrig="200" w:dyaOrig="220" w14:anchorId="0D758C4F">
-                <v:shape id="_x0000_i1119" type="#_x0000_t75" style="width:9.75pt;height:11.25pt" o:ole="">
+                <v:shape id="_x0000_i1119" type="#_x0000_t75" style="width:9.5pt;height:11.55pt" o:ole="">
                   <v:imagedata r:id="rId188" o:title=""/>
                 </v:shape>
-                <o:OLEObject Type="Embed" ProgID="Equation.DSMT4" ShapeID="_x0000_i1119" DrawAspect="Content" ObjectID="_1850039526" r:id="rId189"/>
+                <o:OLEObject Type="Embed" ProgID="Equation.DSMT4" ShapeID="_x0000_i1119" DrawAspect="Content" ObjectID="_1850476254" r:id="rId189"/>
               </w:object>
             </w:r>
             <w:r>
@@ -7802,6 +7968,7 @@
               <w:rPr>
                 <w:sz w:val="25"/>
                 <w:szCs w:val="25"/>
+                <w:lang w:val="pt-BR"/>
               </w:rPr>
               <w:t xml:space="preserve"> </w:t>
             </w:r>
@@ -7812,10 +7979,10 @@
                 <w:szCs w:val="25"/>
               </w:rPr>
               <w:object w:dxaOrig="600" w:dyaOrig="279" w14:anchorId="7FA7813D">
-                <v:shape id="_x0000_i1120" type="#_x0000_t75" style="width:30pt;height:14.25pt" o:ole="">
+                <v:shape id="_x0000_i1120" type="#_x0000_t75" style="width:29.9pt;height:14.25pt" o:ole="">
                   <v:imagedata r:id="rId190" o:title=""/>
                 </v:shape>
-                <o:OLEObject Type="Embed" ProgID="Equation.DSMT4" ShapeID="_x0000_i1120" DrawAspect="Content" ObjectID="_1850039527" r:id="rId191"/>
+                <o:OLEObject Type="Embed" ProgID="Equation.DSMT4" ShapeID="_x0000_i1120" DrawAspect="Content" ObjectID="_1850476255" r:id="rId191"/>
               </w:object>
             </w:r>
             <w:r>
@@ -7833,10 +8000,10 @@
                 <w:szCs w:val="25"/>
               </w:rPr>
               <w:object w:dxaOrig="540" w:dyaOrig="279" w14:anchorId="5815F500">
-                <v:shape id="_x0000_i1121" type="#_x0000_t75" style="width:27pt;height:14.25pt" o:ole="">
+                <v:shape id="_x0000_i1121" type="#_x0000_t75" style="width:27.15pt;height:14.25pt" o:ole="">
                   <v:imagedata r:id="rId192" o:title=""/>
                 </v:shape>
-                <o:OLEObject Type="Embed" ProgID="Equation.DSMT4" ShapeID="_x0000_i1121" DrawAspect="Content" ObjectID="_1850039528" r:id="rId193"/>
+                <o:OLEObject Type="Embed" ProgID="Equation.DSMT4" ShapeID="_x0000_i1121" DrawAspect="Content" ObjectID="_1850476256" r:id="rId193"/>
               </w:object>
             </w:r>
             <w:r>
@@ -7851,6 +8018,7 @@
               <w:rPr>
                 <w:sz w:val="25"/>
                 <w:szCs w:val="25"/>
+                <w:lang w:val="pt-BR"/>
               </w:rPr>
               <w:t>.</w:t>
             </w:r>
@@ -7865,6 +8033,7 @@
                 <w:sz w:val="25"/>
                 <w:szCs w:val="25"/>
                 <w:u w:val="single"/>
+                <w:lang w:val="pt-BR"/>
               </w:rPr>
             </w:pPr>
             <w:r>
@@ -7874,6 +8043,7 @@
                 <w:sz w:val="25"/>
                 <w:szCs w:val="25"/>
                 <w:u w:val="single"/>
+                <w:lang w:val="pt-BR"/>
               </w:rPr>
               <w:t>Lỗi sai thường gặp:</w:t>
             </w:r>
@@ -7885,6 +8055,7 @@
               <w:rPr>
                 <w:sz w:val="26"/>
                 <w:szCs w:val="26"/>
+                <w:lang w:val="pt-BR"/>
               </w:rPr>
             </w:pPr>
             <w:r>
@@ -7892,6 +8063,7 @@
                 <w:rFonts w:ascii="Segoe UI Emoji" w:hAnsi="Segoe UI Emoji" w:cs="Segoe UI Emoji"/>
                 <w:sz w:val="26"/>
                 <w:szCs w:val="26"/>
+                <w:lang w:val="pt-BR"/>
               </w:rPr>
               <w:t>❌</w:t>
             </w:r>
@@ -7899,6 +8071,7 @@
               <w:rPr>
                 <w:b/>
                 <w:bCs/>
+                <w:lang w:val="pt-BR"/>
               </w:rPr>
               <w:t xml:space="preserve"> </w:t>
             </w:r>
@@ -7908,6 +8081,7 @@
                 <w:bCs/>
                 <w:sz w:val="26"/>
                 <w:szCs w:val="26"/>
+                <w:lang w:val="pt-BR"/>
               </w:rPr>
               <w:t>Hiểu sai “nguyên tố cùng nhau”</w:t>
             </w:r>
@@ -7915,6 +8089,7 @@
               <w:rPr>
                 <w:sz w:val="26"/>
                 <w:szCs w:val="26"/>
+                <w:lang w:val="pt-BR"/>
               </w:rPr>
               <w:t>: nghĩ hai số phải là số nguyên tố.</w:t>
             </w:r>
@@ -7926,6 +8101,7 @@
               <w:rPr>
                 <w:sz w:val="26"/>
                 <w:szCs w:val="26"/>
+                <w:lang w:val="pt-BR"/>
               </w:rPr>
             </w:pPr>
             <w:r>
@@ -7933,6 +8109,7 @@
                 <w:rFonts w:ascii="Segoe UI Emoji" w:hAnsi="Segoe UI Emoji" w:cs="Segoe UI Emoji"/>
                 <w:sz w:val="26"/>
                 <w:szCs w:val="26"/>
+                <w:lang w:val="pt-BR"/>
               </w:rPr>
               <w:t>❌</w:t>
             </w:r>
@@ -7940,6 +8117,7 @@
               <w:rPr>
                 <w:sz w:val="26"/>
                 <w:szCs w:val="26"/>
+                <w:lang w:val="pt-BR"/>
               </w:rPr>
               <w:t xml:space="preserve">Thiếu điều kiện của </w:t>
             </w:r>
@@ -7950,10 +8128,10 @@
                 <w:szCs w:val="26"/>
               </w:rPr>
               <w:object w:dxaOrig="220" w:dyaOrig="279" w14:anchorId="49E244CC">
-                <v:shape id="_x0000_i1122" type="#_x0000_t75" style="width:10.5pt;height:14.25pt" o:ole="">
+                <v:shape id="_x0000_i1122" type="#_x0000_t75" style="width:10.2pt;height:14.25pt" o:ole="">
                   <v:imagedata r:id="rId152" o:title=""/>
                 </v:shape>
-                <o:OLEObject Type="Embed" ProgID="Equation.DSMT4" ShapeID="_x0000_i1122" DrawAspect="Content" ObjectID="_1850039529" r:id="rId194"/>
+                <o:OLEObject Type="Embed" ProgID="Equation.DSMT4" ShapeID="_x0000_i1122" DrawAspect="Content" ObjectID="_1850476257" r:id="rId194"/>
               </w:object>
             </w:r>
           </w:p>
@@ -7964,6 +8142,7 @@
               <w:rPr>
                 <w:sz w:val="26"/>
                 <w:szCs w:val="26"/>
+                <w:lang w:val="pt-BR"/>
               </w:rPr>
             </w:pPr>
             <w:r>
@@ -7971,16 +8150,22 @@
                 <w:rFonts w:ascii="Segoe UI Emoji" w:hAnsi="Segoe UI Emoji" w:cs="Segoe UI Emoji"/>
                 <w:sz w:val="26"/>
                 <w:szCs w:val="26"/>
-              </w:rPr>
+                <w:lang w:val="pt-BR"/>
+              </w:rPr>
+              <w:lastRenderedPageBreak/>
               <w:t>❌</w:t>
             </w:r>
             <w:r>
+              <w:rPr>
+                <w:lang w:val="pt-BR"/>
+              </w:rPr>
               <w:t xml:space="preserve"> </w:t>
             </w:r>
             <w:r>
               <w:rPr>
                 <w:sz w:val="26"/>
                 <w:szCs w:val="26"/>
+                <w:lang w:val="pt-BR"/>
               </w:rPr>
               <w:t xml:space="preserve">Không biết cách </w:t>
             </w:r>
@@ -7990,6 +8175,7 @@
                 <w:bCs/>
                 <w:sz w:val="26"/>
                 <w:szCs w:val="26"/>
+                <w:lang w:val="pt-BR"/>
               </w:rPr>
               <w:t>khử n</w:t>
             </w:r>
@@ -7997,6 +8183,7 @@
               <w:rPr>
                 <w:sz w:val="26"/>
                 <w:szCs w:val="26"/>
+                <w:lang w:val="pt-BR"/>
               </w:rPr>
               <w:t xml:space="preserve"> </w:t>
             </w:r>
@@ -8009,6 +8196,7 @@
                 <w:bCs/>
                 <w:sz w:val="25"/>
                 <w:szCs w:val="25"/>
+                <w:lang w:val="pt-BR"/>
               </w:rPr>
             </w:pPr>
             <w:r>
@@ -8016,17 +8204,21 @@
                 <w:rFonts w:ascii="Segoe UI Emoji" w:hAnsi="Segoe UI Emoji" w:cs="Segoe UI Emoji"/>
                 <w:sz w:val="26"/>
                 <w:szCs w:val="26"/>
-              </w:rPr>
-              <w:lastRenderedPageBreak/>
+                <w:lang w:val="pt-BR"/>
+              </w:rPr>
               <w:t>❌</w:t>
             </w:r>
             <w:r>
+              <w:rPr>
+                <w:lang w:val="pt-BR"/>
+              </w:rPr>
               <w:t xml:space="preserve"> </w:t>
             </w:r>
             <w:r>
               <w:rPr>
                 <w:sz w:val="26"/>
                 <w:szCs w:val="26"/>
+                <w:lang w:val="pt-BR"/>
               </w:rPr>
               <w:t>Viết sai phép biến đổi:</w:t>
             </w:r>
@@ -8035,6 +8227,7 @@
                 <w:bCs/>
                 <w:sz w:val="25"/>
                 <w:szCs w:val="25"/>
+                <w:lang w:val="pt-BR"/>
               </w:rPr>
               <w:t xml:space="preserve"> </w:t>
             </w:r>
@@ -8046,94 +8239,11 @@
                 <w:szCs w:val="25"/>
               </w:rPr>
               <w:object w:dxaOrig="1980" w:dyaOrig="400" w14:anchorId="0E179748">
-                <v:shape id="_x0000_i1123" type="#_x0000_t75" style="width:99pt;height:20.25pt" o:ole="">
+                <v:shape id="_x0000_i1123" type="#_x0000_t75" style="width:99.15pt;height:20.4pt" o:ole="">
                   <v:imagedata r:id="rId195" o:title=""/>
                 </v:shape>
-                <o:OLEObject Type="Embed" ProgID="Equation.DSMT4" ShapeID="_x0000_i1123" DrawAspect="Content" ObjectID="_1850039530" r:id="rId196"/>
+                <o:OLEObject Type="Embed" ProgID="Equation.DSMT4" ShapeID="_x0000_i1123" DrawAspect="Content" ObjectID="_1850476258" r:id="rId196"/>
               </w:object>
-            </w:r>
-          </w:p>
-          <w:p>
-            <w:pPr>
-              <w:spacing w:line="360" w:lineRule="auto"/>
-              <w:jc w:val="both"/>
-              <w:rPr>
-                <w:b/>
-                <w:bCs/>
-                <w:sz w:val="26"/>
-                <w:szCs w:val="26"/>
-                <w:highlight w:val="yellow"/>
-              </w:rPr>
-            </w:pPr>
-            <w:r>
-              <w:rPr>
-                <w:b/>
-                <w:bCs/>
-                <w:sz w:val="26"/>
-                <w:szCs w:val="26"/>
-                <w:highlight w:val="yellow"/>
-              </w:rPr>
-              <w:t>Kiến thức trọng tâm cần chốt</w:t>
-            </w:r>
-          </w:p>
-          <w:p>
-            <w:pPr>
-              <w:spacing w:line="360" w:lineRule="auto"/>
-              <w:jc w:val="both"/>
-              <w:rPr>
-                <w:sz w:val="26"/>
-                <w:szCs w:val="26"/>
-              </w:rPr>
-            </w:pPr>
-            <w:r>
-              <w:rPr>
-                <w:b/>
-                <w:bCs/>
-                <w:sz w:val="26"/>
-                <w:szCs w:val="26"/>
-                <w:highlight w:val="yellow"/>
-              </w:rPr>
-              <w:t>Gọi ƯCLN là d → chia từng biểu thức</w:t>
-            </w:r>
-            <w:r>
-              <w:rPr>
-                <w:b/>
-                <w:bCs/>
-                <w:sz w:val="26"/>
-                <w:szCs w:val="26"/>
-                <w:highlight w:val="yellow"/>
-              </w:rPr>
-              <w:t xml:space="preserve"> cho d</w:t>
-            </w:r>
-            <w:r>
-              <w:rPr>
-                <w:b/>
-                <w:bCs/>
-                <w:sz w:val="26"/>
-                <w:szCs w:val="26"/>
-                <w:highlight w:val="yellow"/>
-              </w:rPr>
-              <w:t xml:space="preserve"> → tạo hiệu để tìm ước của một số nhỏ → liệt kê các khả năng của d → chọn </w:t>
-            </w:r>
-            <w:r>
-              <w:rPr>
-                <w:b/>
-                <w:bCs/>
-                <w:sz w:val="26"/>
-                <w:szCs w:val="26"/>
-                <w:highlight w:val="yellow"/>
-              </w:rPr>
-              <w:t>d=1</w:t>
-            </w:r>
-            <w:r>
-              <w:rPr>
-                <w:b/>
-                <w:bCs/>
-                <w:sz w:val="26"/>
-                <w:szCs w:val="26"/>
-                <w:highlight w:val="yellow"/>
-              </w:rPr>
-              <w:t xml:space="preserve"> và loại các trường hợp d&gt;1.</w:t>
             </w:r>
           </w:p>
           <w:p>
@@ -8166,10 +8276,10 @@
                 <w:szCs w:val="25"/>
               </w:rPr>
               <w:object w:dxaOrig="3200" w:dyaOrig="400" w14:anchorId="55542F01">
-                <v:shape id="_x0000_i1124" type="#_x0000_t75" style="width:159.75pt;height:20.25pt" o:ole="">
+                <v:shape id="_x0000_i1124" type="#_x0000_t75" style="width:159.6pt;height:20.4pt" o:ole="">
                   <v:imagedata r:id="rId197" o:title=""/>
                 </v:shape>
-                <o:OLEObject Type="Embed" ProgID="Equation.DSMT4" ShapeID="_x0000_i1124" DrawAspect="Content" ObjectID="_1850039531" r:id="rId198"/>
+                <o:OLEObject Type="Embed" ProgID="Equation.DSMT4" ShapeID="_x0000_i1124" DrawAspect="Content" ObjectID="_1850476259" r:id="rId198"/>
               </w:object>
             </w:r>
           </w:p>
@@ -8203,10 +8313,10 @@
                 <w:szCs w:val="25"/>
               </w:rPr>
               <w:object w:dxaOrig="2600" w:dyaOrig="840" w14:anchorId="199C2424">
-                <v:shape id="_x0000_i1125" type="#_x0000_t75" style="width:129.75pt;height:42pt" o:ole="">
+                <v:shape id="_x0000_i1125" type="#_x0000_t75" style="width:129.75pt;height:42.1pt" o:ole="">
                   <v:imagedata r:id="rId199" o:title=""/>
                 </v:shape>
-                <o:OLEObject Type="Embed" ProgID="Equation.DSMT4" ShapeID="_x0000_i1125" DrawAspect="Content" ObjectID="_1850039532" r:id="rId200"/>
+                <o:OLEObject Type="Embed" ProgID="Equation.DSMT4" ShapeID="_x0000_i1125" DrawAspect="Content" ObjectID="_1850476260" r:id="rId200"/>
               </w:object>
             </w:r>
           </w:p>
@@ -8240,10 +8350,10 @@
                 <w:szCs w:val="25"/>
               </w:rPr>
               <w:object w:dxaOrig="1980" w:dyaOrig="400" w14:anchorId="16232656">
-                <v:shape id="_x0000_i1126" type="#_x0000_t75" style="width:99pt;height:20.25pt" o:ole="">
+                <v:shape id="_x0000_i1126" type="#_x0000_t75" style="width:99.15pt;height:20.4pt" o:ole="">
                   <v:imagedata r:id="rId195" o:title=""/>
                 </v:shape>
-                <o:OLEObject Type="Embed" ProgID="Equation.DSMT4" ShapeID="_x0000_i1126" DrawAspect="Content" ObjectID="_1850039533" r:id="rId201"/>
+                <o:OLEObject Type="Embed" ProgID="Equation.DSMT4" ShapeID="_x0000_i1126" DrawAspect="Content" ObjectID="_1850476261" r:id="rId201"/>
               </w:object>
             </w:r>
             <w:r>
@@ -8262,10 +8372,10 @@
                 <w:szCs w:val="25"/>
               </w:rPr>
               <w:object w:dxaOrig="440" w:dyaOrig="300" w14:anchorId="5D827FFE">
-                <v:shape id="_x0000_i1127" type="#_x0000_t75" style="width:21.75pt;height:15pt" o:ole="">
+                <v:shape id="_x0000_i1127" type="#_x0000_t75" style="width:21.75pt;height:14.95pt" o:ole="">
                   <v:imagedata r:id="rId202" o:title=""/>
                 </v:shape>
-                <o:OLEObject Type="Embed" ProgID="Equation.DSMT4" ShapeID="_x0000_i1127" DrawAspect="Content" ObjectID="_1850039534" r:id="rId203"/>
+                <o:OLEObject Type="Embed" ProgID="Equation.DSMT4" ShapeID="_x0000_i1127" DrawAspect="Content" ObjectID="_1850476262" r:id="rId203"/>
               </w:object>
             </w:r>
             <w:r>
@@ -8284,10 +8394,10 @@
                 <w:szCs w:val="25"/>
               </w:rPr>
               <w:object w:dxaOrig="980" w:dyaOrig="400" w14:anchorId="72750970">
-                <v:shape id="_x0000_i1128" type="#_x0000_t75" style="width:48.75pt;height:20.25pt" o:ole="">
+                <v:shape id="_x0000_i1128" type="#_x0000_t75" style="width:48.9pt;height:20.4pt" o:ole="">
                   <v:imagedata r:id="rId204" o:title=""/>
                 </v:shape>
-                <o:OLEObject Type="Embed" ProgID="Equation.DSMT4" ShapeID="_x0000_i1128" DrawAspect="Content" ObjectID="_1850039535" r:id="rId205"/>
+                <o:OLEObject Type="Embed" ProgID="Equation.DSMT4" ShapeID="_x0000_i1128" DrawAspect="Content" ObjectID="_1850476263" r:id="rId205"/>
               </w:object>
             </w:r>
           </w:p>
@@ -8317,10 +8427,10 @@
                 <w:szCs w:val="25"/>
               </w:rPr>
               <w:object w:dxaOrig="600" w:dyaOrig="279" w14:anchorId="0EF8098C">
-                <v:shape id="_x0000_i1129" type="#_x0000_t75" style="width:30pt;height:14.25pt" o:ole="">
+                <v:shape id="_x0000_i1129" type="#_x0000_t75" style="width:29.9pt;height:14.25pt" o:ole="">
                   <v:imagedata r:id="rId190" o:title=""/>
                 </v:shape>
-                <o:OLEObject Type="Embed" ProgID="Equation.DSMT4" ShapeID="_x0000_i1129" DrawAspect="Content" ObjectID="_1850039536" r:id="rId206"/>
+                <o:OLEObject Type="Embed" ProgID="Equation.DSMT4" ShapeID="_x0000_i1129" DrawAspect="Content" ObjectID="_1850476264" r:id="rId206"/>
               </w:object>
             </w:r>
             <w:r>
@@ -8340,10 +8450,10 @@
                 <w:szCs w:val="25"/>
               </w:rPr>
               <w:object w:dxaOrig="540" w:dyaOrig="279" w14:anchorId="5C92FD13">
-                <v:shape id="_x0000_i1130" type="#_x0000_t75" style="width:27pt;height:14.25pt" o:ole="">
+                <v:shape id="_x0000_i1130" type="#_x0000_t75" style="width:27.15pt;height:14.25pt" o:ole="">
                   <v:imagedata r:id="rId192" o:title=""/>
                 </v:shape>
-                <o:OLEObject Type="Embed" ProgID="Equation.DSMT4" ShapeID="_x0000_i1130" DrawAspect="Content" ObjectID="_1850039537" r:id="rId207"/>
+                <o:OLEObject Type="Embed" ProgID="Equation.DSMT4" ShapeID="_x0000_i1130" DrawAspect="Content" ObjectID="_1850476265" r:id="rId207"/>
               </w:object>
             </w:r>
             <w:r>
@@ -8371,10 +8481,10 @@
                 <w:szCs w:val="25"/>
               </w:rPr>
               <w:object w:dxaOrig="540" w:dyaOrig="279" w14:anchorId="0E03AB1B">
-                <v:shape id="_x0000_i1131" type="#_x0000_t75" style="width:27pt;height:14.25pt" o:ole="">
+                <v:shape id="_x0000_i1131" type="#_x0000_t75" style="width:27.15pt;height:14.25pt" o:ole="">
                   <v:imagedata r:id="rId208" o:title=""/>
                 </v:shape>
-                <o:OLEObject Type="Embed" ProgID="Equation.DSMT4" ShapeID="_x0000_i1131" DrawAspect="Content" ObjectID="_1850039538" r:id="rId209"/>
+                <o:OLEObject Type="Embed" ProgID="Equation.DSMT4" ShapeID="_x0000_i1131" DrawAspect="Content" ObjectID="_1850476266" r:id="rId209"/>
               </w:object>
             </w:r>
             <w:r>
@@ -8393,10 +8503,10 @@
                 <w:szCs w:val="25"/>
               </w:rPr>
               <w:object w:dxaOrig="180" w:dyaOrig="279" w14:anchorId="3DC7DF2F">
-                <v:shape id="_x0000_i1132" type="#_x0000_t75" style="width:9pt;height:14.25pt" o:ole="">
+                <v:shape id="_x0000_i1132" type="#_x0000_t75" style="width:8.85pt;height:14.25pt" o:ole="">
                   <v:imagedata r:id="rId210" o:title=""/>
                 </v:shape>
-                <o:OLEObject Type="Embed" ProgID="Equation.DSMT4" ShapeID="_x0000_i1132" DrawAspect="Content" ObjectID="_1850039539" r:id="rId211"/>
+                <o:OLEObject Type="Embed" ProgID="Equation.DSMT4" ShapeID="_x0000_i1132" DrawAspect="Content" ObjectID="_1850476267" r:id="rId211"/>
               </w:object>
             </w:r>
             <w:r>
@@ -8415,10 +8525,10 @@
                 <w:szCs w:val="25"/>
               </w:rPr>
               <w:object w:dxaOrig="1020" w:dyaOrig="279" w14:anchorId="37C9E6A4">
-                <v:shape id="_x0000_i1133" type="#_x0000_t75" style="width:51pt;height:13.5pt" o:ole="">
+                <v:shape id="_x0000_i1133" type="#_x0000_t75" style="width:50.95pt;height:13.6pt" o:ole="">
                   <v:imagedata r:id="rId212" o:title=""/>
                 </v:shape>
-                <o:OLEObject Type="Embed" ProgID="Equation.DSMT4" ShapeID="_x0000_i1133" DrawAspect="Content" ObjectID="_1850039540" r:id="rId213"/>
+                <o:OLEObject Type="Embed" ProgID="Equation.DSMT4" ShapeID="_x0000_i1133" DrawAspect="Content" ObjectID="_1850476268" r:id="rId213"/>
               </w:object>
             </w:r>
             <w:r>
@@ -8434,10 +8544,10 @@
                 <w:position w:val="-16"/>
               </w:rPr>
               <w:object w:dxaOrig="1840" w:dyaOrig="440" w14:anchorId="52F2C06B">
-                <v:shape id="_x0000_i1134" type="#_x0000_t75" style="width:92.25pt;height:21.75pt" o:ole="">
+                <v:shape id="_x0000_i1134" type="#_x0000_t75" style="width:92.4pt;height:21.75pt" o:ole="">
                   <v:imagedata r:id="rId214" o:title=""/>
                 </v:shape>
-                <o:OLEObject Type="Embed" ProgID="Equation.DSMT4" ShapeID="_x0000_i1134" DrawAspect="Content" ObjectID="_1850039541" r:id="rId215"/>
+                <o:OLEObject Type="Embed" ProgID="Equation.DSMT4" ShapeID="_x0000_i1134" DrawAspect="Content" ObjectID="_1850476269" r:id="rId215"/>
               </w:object>
             </w:r>
             <w:r>
@@ -8474,10 +8584,10 @@
                 <w:szCs w:val="25"/>
               </w:rPr>
               <w:object w:dxaOrig="600" w:dyaOrig="279" w14:anchorId="3D6D98DA">
-                <v:shape id="_x0000_i1135" type="#_x0000_t75" style="width:30pt;height:14.25pt" o:ole="">
+                <v:shape id="_x0000_i1135" type="#_x0000_t75" style="width:29.9pt;height:14.25pt" o:ole="">
                   <v:imagedata r:id="rId190" o:title=""/>
                 </v:shape>
-                <o:OLEObject Type="Embed" ProgID="Equation.DSMT4" ShapeID="_x0000_i1135" DrawAspect="Content" ObjectID="_1850039542" r:id="rId216"/>
+                <o:OLEObject Type="Embed" ProgID="Equation.DSMT4" ShapeID="_x0000_i1135" DrawAspect="Content" ObjectID="_1850476270" r:id="rId216"/>
               </w:object>
             </w:r>
             <w:r>
@@ -8495,10 +8605,10 @@
                 <w:szCs w:val="25"/>
               </w:rPr>
               <w:object w:dxaOrig="540" w:dyaOrig="279" w14:anchorId="308DC221">
-                <v:shape id="_x0000_i1136" type="#_x0000_t75" style="width:27pt;height:14.25pt" o:ole="">
+                <v:shape id="_x0000_i1136" type="#_x0000_t75" style="width:27.15pt;height:14.25pt" o:ole="">
                   <v:imagedata r:id="rId192" o:title=""/>
                 </v:shape>
-                <o:OLEObject Type="Embed" ProgID="Equation.DSMT4" ShapeID="_x0000_i1136" DrawAspect="Content" ObjectID="_1850039543" r:id="rId217"/>
+                <o:OLEObject Type="Embed" ProgID="Equation.DSMT4" ShapeID="_x0000_i1136" DrawAspect="Content" ObjectID="_1850476271" r:id="rId217"/>
               </w:object>
             </w:r>
             <w:r>
@@ -8524,10 +8634,10 @@
                 <w:szCs w:val="25"/>
               </w:rPr>
               <w:object w:dxaOrig="1840" w:dyaOrig="440" w14:anchorId="59E9CEA7">
-                <v:shape id="_x0000_i1137" type="#_x0000_t75" style="width:92.25pt;height:21.75pt" o:ole="">
+                <v:shape id="_x0000_i1137" type="#_x0000_t75" style="width:92.4pt;height:21.75pt" o:ole="">
                   <v:imagedata r:id="rId218" o:title=""/>
                 </v:shape>
-                <o:OLEObject Type="Embed" ProgID="Equation.DSMT4" ShapeID="_x0000_i1137" DrawAspect="Content" ObjectID="_1850039544" r:id="rId219"/>
+                <o:OLEObject Type="Embed" ProgID="Equation.DSMT4" ShapeID="_x0000_i1137" DrawAspect="Content" ObjectID="_1850476272" r:id="rId219"/>
               </w:object>
             </w:r>
             <w:r>
@@ -8584,10 +8694,10 @@
                 <w:szCs w:val="26"/>
               </w:rPr>
               <w:object w:dxaOrig="460" w:dyaOrig="279" w14:anchorId="5D77BD5D">
-                <v:shape id="_x0000_i1138" type="#_x0000_t75" style="width:23.25pt;height:14.25pt" o:ole="">
+                <v:shape id="_x0000_i1138" type="#_x0000_t75" style="width:23.1pt;height:14.25pt" o:ole="">
                   <v:imagedata r:id="rId220" o:title=""/>
                 </v:shape>
-                <o:OLEObject Type="Embed" ProgID="Equation.DSMT4" ShapeID="_x0000_i1138" DrawAspect="Content" ObjectID="_1850039545" r:id="rId221"/>
+                <o:OLEObject Type="Embed" ProgID="Equation.DSMT4" ShapeID="_x0000_i1138" DrawAspect="Content" ObjectID="_1850476273" r:id="rId221"/>
               </w:object>
             </w:r>
             <w:r>
@@ -8624,10 +8734,10 @@
                 <w:szCs w:val="26"/>
               </w:rPr>
               <w:object w:dxaOrig="180" w:dyaOrig="279" w14:anchorId="55A887E7">
-                <v:shape id="_x0000_i1139" type="#_x0000_t75" style="width:9pt;height:14.25pt" o:ole="">
+                <v:shape id="_x0000_i1139" type="#_x0000_t75" style="width:8.85pt;height:14.25pt" o:ole="">
                   <v:imagedata r:id="rId222" o:title=""/>
                 </v:shape>
-                <o:OLEObject Type="Embed" ProgID="Equation.DSMT4" ShapeID="_x0000_i1139" DrawAspect="Content" ObjectID="_1850039546" r:id="rId223"/>
+                <o:OLEObject Type="Embed" ProgID="Equation.DSMT4" ShapeID="_x0000_i1139" DrawAspect="Content" ObjectID="_1850476274" r:id="rId223"/>
               </w:object>
             </w:r>
             <w:r>
@@ -8644,10 +8754,10 @@
                 <w:szCs w:val="26"/>
               </w:rPr>
               <w:object w:dxaOrig="300" w:dyaOrig="279" w14:anchorId="3D729112">
-                <v:shape id="_x0000_i1140" type="#_x0000_t75" style="width:15pt;height:14.25pt" o:ole="">
+                <v:shape id="_x0000_i1140" type="#_x0000_t75" style="width:14.95pt;height:14.25pt" o:ole="">
                   <v:imagedata r:id="rId224" o:title=""/>
                 </v:shape>
-                <o:OLEObject Type="Embed" ProgID="Equation.DSMT4" ShapeID="_x0000_i1140" DrawAspect="Content" ObjectID="_1850039547" r:id="rId225"/>
+                <o:OLEObject Type="Embed" ProgID="Equation.DSMT4" ShapeID="_x0000_i1140" DrawAspect="Content" ObjectID="_1850476275" r:id="rId225"/>
               </w:object>
             </w:r>
             <w:r>
@@ -8672,10 +8782,10 @@
                 <w:szCs w:val="26"/>
               </w:rPr>
               <w:object w:dxaOrig="300" w:dyaOrig="260" w14:anchorId="6F342572">
-                <v:shape id="_x0000_i1141" type="#_x0000_t75" style="width:15pt;height:12.75pt" o:ole="">
+                <v:shape id="_x0000_i1141" type="#_x0000_t75" style="width:14.95pt;height:12.9pt" o:ole="">
                   <v:imagedata r:id="rId226" o:title=""/>
                 </v:shape>
-                <o:OLEObject Type="Embed" ProgID="Equation.DSMT4" ShapeID="_x0000_i1141" DrawAspect="Content" ObjectID="_1850039548" r:id="rId227"/>
+                <o:OLEObject Type="Embed" ProgID="Equation.DSMT4" ShapeID="_x0000_i1141" DrawAspect="Content" ObjectID="_1850476276" r:id="rId227"/>
               </w:object>
             </w:r>
             <w:r>
@@ -8712,10 +8822,10 @@
                 <w:szCs w:val="26"/>
               </w:rPr>
               <w:object w:dxaOrig="200" w:dyaOrig="279" w14:anchorId="3E8D7250">
-                <v:shape id="_x0000_i1142" type="#_x0000_t75" style="width:9.75pt;height:14.25pt" o:ole="">
+                <v:shape id="_x0000_i1142" type="#_x0000_t75" style="width:9.5pt;height:14.25pt" o:ole="">
                   <v:imagedata r:id="rId228" o:title=""/>
                 </v:shape>
-                <o:OLEObject Type="Embed" ProgID="Equation.DSMT4" ShapeID="_x0000_i1142" DrawAspect="Content" ObjectID="_1850039549" r:id="rId229"/>
+                <o:OLEObject Type="Embed" ProgID="Equation.DSMT4" ShapeID="_x0000_i1142" DrawAspect="Content" ObjectID="_1850476277" r:id="rId229"/>
               </w:object>
             </w:r>
             <w:r>
@@ -8742,10 +8852,10 @@
                 <w:szCs w:val="26"/>
               </w:rPr>
               <w:object w:dxaOrig="200" w:dyaOrig="279" w14:anchorId="5367301E">
-                <v:shape id="_x0000_i1143" type="#_x0000_t75" style="width:9.75pt;height:14.25pt" o:ole="">
+                <v:shape id="_x0000_i1143" type="#_x0000_t75" style="width:9.5pt;height:14.25pt" o:ole="">
                   <v:imagedata r:id="rId230" o:title=""/>
                 </v:shape>
-                <o:OLEObject Type="Embed" ProgID="Equation.DSMT4" ShapeID="_x0000_i1143" DrawAspect="Content" ObjectID="_1850039550" r:id="rId231"/>
+                <o:OLEObject Type="Embed" ProgID="Equation.DSMT4" ShapeID="_x0000_i1143" DrawAspect="Content" ObjectID="_1850476278" r:id="rId231"/>
               </w:object>
             </w:r>
             <w:r>
@@ -8995,10 +9105,10 @@
                 <w:szCs w:val="26"/>
               </w:rPr>
               <w:object w:dxaOrig="1620" w:dyaOrig="400" w14:anchorId="38ADCC8F">
-                <v:shape id="_x0000_i1144" type="#_x0000_t75" style="width:81pt;height:20.25pt" o:ole="">
+                <v:shape id="_x0000_i1144" type="#_x0000_t75" style="width:80.85pt;height:20.4pt" o:ole="">
                   <v:imagedata r:id="rId232" o:title=""/>
                 </v:shape>
-                <o:OLEObject Type="Embed" ProgID="Equation.DSMT4" ShapeID="_x0000_i1144" DrawAspect="Content" ObjectID="_1850039551" r:id="rId233"/>
+                <o:OLEObject Type="Embed" ProgID="Equation.DSMT4" ShapeID="_x0000_i1144" DrawAspect="Content" ObjectID="_1850476279" r:id="rId233"/>
               </w:object>
             </w:r>
             <w:r>
@@ -9034,10 +9144,10 @@
                 <w:szCs w:val="26"/>
               </w:rPr>
               <w:object w:dxaOrig="180" w:dyaOrig="279" w14:anchorId="7E8D65BC">
-                <v:shape id="_x0000_i1145" type="#_x0000_t75" style="width:9pt;height:14.25pt" o:ole="">
+                <v:shape id="_x0000_i1145" type="#_x0000_t75" style="width:8.85pt;height:14.25pt" o:ole="">
                   <v:imagedata r:id="rId222" o:title=""/>
                 </v:shape>
-                <o:OLEObject Type="Embed" ProgID="Equation.DSMT4" ShapeID="_x0000_i1145" DrawAspect="Content" ObjectID="_1850039552" r:id="rId234"/>
+                <o:OLEObject Type="Embed" ProgID="Equation.DSMT4" ShapeID="_x0000_i1145" DrawAspect="Content" ObjectID="_1850476280" r:id="rId234"/>
               </w:object>
             </w:r>
             <w:r>
@@ -9054,10 +9164,10 @@
                 <w:szCs w:val="26"/>
               </w:rPr>
               <w:object w:dxaOrig="300" w:dyaOrig="279" w14:anchorId="1184CAB2">
-                <v:shape id="_x0000_i1146" type="#_x0000_t75" style="width:15pt;height:14.25pt" o:ole="">
+                <v:shape id="_x0000_i1146" type="#_x0000_t75" style="width:14.95pt;height:14.25pt" o:ole="">
                   <v:imagedata r:id="rId224" o:title=""/>
                 </v:shape>
-                <o:OLEObject Type="Embed" ProgID="Equation.DSMT4" ShapeID="_x0000_i1146" DrawAspect="Content" ObjectID="_1850039553" r:id="rId235"/>
+                <o:OLEObject Type="Embed" ProgID="Equation.DSMT4" ShapeID="_x0000_i1146" DrawAspect="Content" ObjectID="_1850476281" r:id="rId235"/>
               </w:object>
             </w:r>
             <w:r>
@@ -9082,10 +9192,10 @@
                 <w:szCs w:val="26"/>
               </w:rPr>
               <w:object w:dxaOrig="300" w:dyaOrig="260" w14:anchorId="2E60C9A2">
-                <v:shape id="_x0000_i1147" type="#_x0000_t75" style="width:15pt;height:12.75pt" o:ole="">
+                <v:shape id="_x0000_i1147" type="#_x0000_t75" style="width:14.95pt;height:12.9pt" o:ole="">
                   <v:imagedata r:id="rId226" o:title=""/>
                 </v:shape>
-                <o:OLEObject Type="Embed" ProgID="Equation.DSMT4" ShapeID="_x0000_i1147" DrawAspect="Content" ObjectID="_1850039554" r:id="rId236"/>
+                <o:OLEObject Type="Embed" ProgID="Equation.DSMT4" ShapeID="_x0000_i1147" DrawAspect="Content" ObjectID="_1850476282" r:id="rId236"/>
               </w:object>
             </w:r>
             <w:r>
@@ -9122,10 +9232,10 @@
                 <w:szCs w:val="26"/>
               </w:rPr>
               <w:object w:dxaOrig="200" w:dyaOrig="279" w14:anchorId="522423D1">
-                <v:shape id="_x0000_i1148" type="#_x0000_t75" style="width:9.75pt;height:14.25pt" o:ole="">
+                <v:shape id="_x0000_i1148" type="#_x0000_t75" style="width:9.5pt;height:14.25pt" o:ole="">
                   <v:imagedata r:id="rId228" o:title=""/>
                 </v:shape>
-                <o:OLEObject Type="Embed" ProgID="Equation.DSMT4" ShapeID="_x0000_i1148" DrawAspect="Content" ObjectID="_1850039555" r:id="rId237"/>
+                <o:OLEObject Type="Embed" ProgID="Equation.DSMT4" ShapeID="_x0000_i1148" DrawAspect="Content" ObjectID="_1850476283" r:id="rId237"/>
               </w:object>
             </w:r>
             <w:r>
@@ -9180,10 +9290,10 @@
                 <w:szCs w:val="26"/>
               </w:rPr>
               <w:object w:dxaOrig="1219" w:dyaOrig="1320" w14:anchorId="4F7EEC35">
-                <v:shape id="_x0000_i1149" type="#_x0000_t75" style="width:60.75pt;height:66pt" o:ole="">
+                <v:shape id="_x0000_i1149" type="#_x0000_t75" style="width:60.45pt;height:65.9pt" o:ole="">
                   <v:imagedata r:id="rId238" o:title=""/>
                 </v:shape>
-                <o:OLEObject Type="Embed" ProgID="Equation.DSMT4" ShapeID="_x0000_i1149" DrawAspect="Content" ObjectID="_1850039556" r:id="rId239"/>
+                <o:OLEObject Type="Embed" ProgID="Equation.DSMT4" ShapeID="_x0000_i1149" DrawAspect="Content" ObjectID="_1850476284" r:id="rId239"/>
               </w:object>
             </w:r>
             <w:r>
@@ -9201,10 +9311,10 @@
                 <w:szCs w:val="26"/>
               </w:rPr>
               <w:object w:dxaOrig="2340" w:dyaOrig="400" w14:anchorId="53387A94">
-                <v:shape id="_x0000_i1150" type="#_x0000_t75" style="width:117pt;height:20.25pt" o:ole="">
+                <v:shape id="_x0000_i1150" type="#_x0000_t75" style="width:116.85pt;height:20.4pt" o:ole="">
                   <v:imagedata r:id="rId240" o:title=""/>
                 </v:shape>
-                <o:OLEObject Type="Embed" ProgID="Equation.DSMT4" ShapeID="_x0000_i1150" DrawAspect="Content" ObjectID="_1850039557" r:id="rId241"/>
+                <o:OLEObject Type="Embed" ProgID="Equation.DSMT4" ShapeID="_x0000_i1150" DrawAspect="Content" ObjectID="_1850476285" r:id="rId241"/>
               </w:object>
             </w:r>
           </w:p>
@@ -9233,10 +9343,10 @@
                 <w:szCs w:val="26"/>
               </w:rPr>
               <w:object w:dxaOrig="2680" w:dyaOrig="400" w14:anchorId="38C36AFD">
-                <v:shape id="_x0000_i1151" type="#_x0000_t75" style="width:134.25pt;height:20.25pt" o:ole="">
+                <v:shape id="_x0000_i1151" type="#_x0000_t75" style="width:134.5pt;height:20.4pt" o:ole="">
                   <v:imagedata r:id="rId242" o:title=""/>
                 </v:shape>
-                <o:OLEObject Type="Embed" ProgID="Equation.DSMT4" ShapeID="_x0000_i1151" DrawAspect="Content" ObjectID="_1850039558" r:id="rId243"/>
+                <o:OLEObject Type="Embed" ProgID="Equation.DSMT4" ShapeID="_x0000_i1151" DrawAspect="Content" ObjectID="_1850476286" r:id="rId243"/>
               </w:object>
             </w:r>
             <w:r>
@@ -9255,10 +9365,10 @@
                 <w:szCs w:val="26"/>
               </w:rPr>
               <w:object w:dxaOrig="2500" w:dyaOrig="420" w14:anchorId="3BEC42FA">
-                <v:shape id="_x0000_i1152" type="#_x0000_t75" style="width:125.25pt;height:21pt" o:ole="">
+                <v:shape id="_x0000_i1152" type="#_x0000_t75" style="width:125pt;height:21.05pt" o:ole="">
                   <v:imagedata r:id="rId244" o:title=""/>
                 </v:shape>
-                <o:OLEObject Type="Embed" ProgID="Equation.DSMT4" ShapeID="_x0000_i1152" DrawAspect="Content" ObjectID="_1850039559" r:id="rId245"/>
+                <o:OLEObject Type="Embed" ProgID="Equation.DSMT4" ShapeID="_x0000_i1152" DrawAspect="Content" ObjectID="_1850476287" r:id="rId245"/>
               </w:object>
             </w:r>
           </w:p>
@@ -9284,10 +9394,10 @@
                 <w:szCs w:val="26"/>
               </w:rPr>
               <w:object w:dxaOrig="5580" w:dyaOrig="400" w14:anchorId="71D24D34">
-                <v:shape id="_x0000_i1153" type="#_x0000_t75" style="width:279pt;height:20.25pt" o:ole="">
+                <v:shape id="_x0000_i1153" type="#_x0000_t75" style="width:279.15pt;height:20.4pt" o:ole="">
                   <v:imagedata r:id="rId246" o:title=""/>
                 </v:shape>
-                <o:OLEObject Type="Embed" ProgID="Equation.DSMT4" ShapeID="_x0000_i1153" DrawAspect="Content" ObjectID="_1850039560" r:id="rId247"/>
+                <o:OLEObject Type="Embed" ProgID="Equation.DSMT4" ShapeID="_x0000_i1153" DrawAspect="Content" ObjectID="_1850476288" r:id="rId247"/>
               </w:object>
             </w:r>
           </w:p>
@@ -9317,10 +9427,10 @@
                 <w:szCs w:val="26"/>
               </w:rPr>
               <w:object w:dxaOrig="2439" w:dyaOrig="400" w14:anchorId="2BE8C2AC">
-                <v:shape id="_x0000_i1154" type="#_x0000_t75" style="width:122.25pt;height:20.25pt" o:ole="">
+                <v:shape id="_x0000_i1154" type="#_x0000_t75" style="width:122.25pt;height:20.4pt" o:ole="">
                   <v:imagedata r:id="rId248" o:title=""/>
                 </v:shape>
-                <o:OLEObject Type="Embed" ProgID="Equation.DSMT4" ShapeID="_x0000_i1154" DrawAspect="Content" ObjectID="_1850039561" r:id="rId249"/>
+                <o:OLEObject Type="Embed" ProgID="Equation.DSMT4" ShapeID="_x0000_i1154" DrawAspect="Content" ObjectID="_1850476289" r:id="rId249"/>
               </w:object>
             </w:r>
             <w:r>
@@ -9338,10 +9448,10 @@
                 <w:szCs w:val="26"/>
               </w:rPr>
               <w:object w:dxaOrig="200" w:dyaOrig="279" w14:anchorId="1B8100DA">
-                <v:shape id="_x0000_i1155" type="#_x0000_t75" style="width:9.75pt;height:14.25pt" o:ole="">
+                <v:shape id="_x0000_i1155" type="#_x0000_t75" style="width:9.5pt;height:14.25pt" o:ole="">
                   <v:imagedata r:id="rId230" o:title=""/>
                 </v:shape>
-                <o:OLEObject Type="Embed" ProgID="Equation.DSMT4" ShapeID="_x0000_i1155" DrawAspect="Content" ObjectID="_1850039562" r:id="rId250"/>
+                <o:OLEObject Type="Embed" ProgID="Equation.DSMT4" ShapeID="_x0000_i1155" DrawAspect="Content" ObjectID="_1850476290" r:id="rId250"/>
               </w:object>
             </w:r>
             <w:r>
@@ -9403,10 +9513,10 @@
                 <w:position w:val="-6"/>
               </w:rPr>
               <w:object w:dxaOrig="859" w:dyaOrig="279" w14:anchorId="63D2DF7A">
-                <v:shape id="_x0000_i1156" type="#_x0000_t75" style="width:42.75pt;height:14.25pt" o:ole="">
+                <v:shape id="_x0000_i1156" type="#_x0000_t75" style="width:42.8pt;height:14.25pt" o:ole="">
                   <v:imagedata r:id="rId251" o:title=""/>
                 </v:shape>
-                <o:OLEObject Type="Embed" ProgID="Equation.DSMT4" ShapeID="_x0000_i1156" DrawAspect="Content" ObjectID="_1850039563" r:id="rId252"/>
+                <o:OLEObject Type="Embed" ProgID="Equation.DSMT4" ShapeID="_x0000_i1156" DrawAspect="Content" ObjectID="_1850476291" r:id="rId252"/>
               </w:object>
             </w:r>
             <w:r>
@@ -9430,10 +9540,10 @@
                 <w:szCs w:val="26"/>
               </w:rPr>
               <w:object w:dxaOrig="859" w:dyaOrig="279" w14:anchorId="3F0A5FCC">
-                <v:shape id="_x0000_i1157" type="#_x0000_t75" style="width:42.75pt;height:14.25pt" o:ole="">
+                <v:shape id="_x0000_i1157" type="#_x0000_t75" style="width:42.8pt;height:14.25pt" o:ole="">
                   <v:imagedata r:id="rId253" o:title=""/>
                 </v:shape>
-                <o:OLEObject Type="Embed" ProgID="Equation.DSMT4" ShapeID="_x0000_i1157" DrawAspect="Content" ObjectID="_1850039564" r:id="rId254"/>
+                <o:OLEObject Type="Embed" ProgID="Equation.DSMT4" ShapeID="_x0000_i1157" DrawAspect="Content" ObjectID="_1850476292" r:id="rId254"/>
               </w:object>
             </w:r>
           </w:p>
@@ -9477,7 +9587,7 @@
           <w:szCs w:val="26"/>
         </w:rPr>
         <w:lastRenderedPageBreak/>
-        <w:t>5</w:t>
+        <w:t>4</w:t>
       </w:r>
       <w:r>
         <w:rPr>
@@ -9517,7 +9627,6 @@
           <w:sz w:val="26"/>
           <w:szCs w:val="26"/>
         </w:rPr>
-        <w:lastRenderedPageBreak/>
         <w:t xml:space="preserve">- </w:t>
       </w:r>
       <w:r>
@@ -9552,7 +9661,15 @@
           <w:sz w:val="26"/>
           <w:szCs w:val="26"/>
         </w:rPr>
-        <w:t xml:space="preserve">nhằm đánh giá mức độ tiếp thu kiến thức, kỹ năng và sự tiến bộ của học sinh sau giai đoạn học tập đầu tiên. Kết quả khảo sát là cơ sở để giáo viên </w:t>
+        <w:t xml:space="preserve">nhằm đánh giá mức độ tiếp thu kiến thức, kỹ năng và sự tiến bộ của học sinh sau giai đoạn học tập đầu tiên. Kết quả </w:t>
+      </w:r>
+      <w:r>
+        <w:rPr>
+          <w:sz w:val="26"/>
+          <w:szCs w:val="26"/>
+        </w:rPr>
+        <w:lastRenderedPageBreak/>
+        <w:t xml:space="preserve">khảo sát là cơ sở để giáo viên </w:t>
       </w:r>
       <w:r>
         <w:rPr>
@@ -10086,6 +10203,151 @@
         <w:spacing w:line="480" w:lineRule="auto"/>
         <w:jc w:val="both"/>
         <w:rPr>
+          <w:color w:val="ED7D31" w:themeColor="accent2"/>
+          <w:sz w:val="26"/>
+          <w:szCs w:val="26"/>
+        </w:rPr>
+      </w:pPr>
+      <w:r>
+        <w:rPr>
+          <w:b/>
+          <w:bCs/>
+          <w:color w:val="ED7D31" w:themeColor="accent2"/>
+          <w:sz w:val="26"/>
+          <w:szCs w:val="26"/>
+        </w:rPr>
+        <w:t>Thầy/cô lưu ý:</w:t>
+      </w:r>
+      <w:r>
+        <w:rPr>
+          <w:color w:val="ED7D31" w:themeColor="accent2"/>
+          <w:sz w:val="26"/>
+          <w:szCs w:val="26"/>
+        </w:rPr>
+        <w:t xml:space="preserve"> Đối với bài kiểm tra khảo sát của mỗi lớp, </w:t>
+      </w:r>
+      <w:r>
+        <w:rPr>
+          <w:color w:val="ED7D31" w:themeColor="accent2"/>
+          <w:sz w:val="26"/>
+          <w:szCs w:val="26"/>
+        </w:rPr>
+        <w:t xml:space="preserve">có </w:t>
+      </w:r>
+      <w:r>
+        <w:rPr>
+          <w:b/>
+          <w:bCs/>
+          <w:color w:val="ED7D31" w:themeColor="accent2"/>
+          <w:sz w:val="26"/>
+          <w:szCs w:val="26"/>
+        </w:rPr>
+        <w:t>bộ phận sẽ rà soát quá trình triển khai kiểm tra, đối chiếu bài chấm, điểm số và nhận xét của giáo viên</w:t>
+      </w:r>
+      <w:r>
+        <w:rPr>
+          <w:color w:val="ED7D31" w:themeColor="accent2"/>
+          <w:sz w:val="26"/>
+          <w:szCs w:val="26"/>
+        </w:rPr>
+        <w:t>.</w:t>
+      </w:r>
+      <w:r>
+        <w:rPr>
+          <w:color w:val="ED7D31" w:themeColor="accent2"/>
+          <w:sz w:val="26"/>
+          <w:szCs w:val="26"/>
+        </w:rPr>
+        <w:br/>
+      </w:r>
+      <w:r>
+        <w:rPr>
+          <w:color w:val="ED7D31" w:themeColor="accent2"/>
+          <w:sz w:val="26"/>
+          <w:szCs w:val="26"/>
+        </w:rPr>
+        <w:lastRenderedPageBreak/>
+        <w:t xml:space="preserve">Trường hợp phát hiện </w:t>
+      </w:r>
+      <w:r>
+        <w:rPr>
+          <w:b/>
+          <w:bCs/>
+          <w:color w:val="ED7D31" w:themeColor="accent2"/>
+          <w:sz w:val="26"/>
+          <w:szCs w:val="26"/>
+        </w:rPr>
+        <w:t>sai lệch điểm hoặc các vấn đề trong quá trình chấm bài</w:t>
+      </w:r>
+      <w:r>
+        <w:rPr>
+          <w:color w:val="ED7D31" w:themeColor="accent2"/>
+          <w:sz w:val="26"/>
+          <w:szCs w:val="26"/>
+        </w:rPr>
+        <w:t xml:space="preserve">, bộ phận chuyên môn sẽ </w:t>
+      </w:r>
+      <w:r>
+        <w:rPr>
+          <w:b/>
+          <w:bCs/>
+          <w:color w:val="ED7D31" w:themeColor="accent2"/>
+          <w:sz w:val="26"/>
+          <w:szCs w:val="26"/>
+        </w:rPr>
+        <w:t>ghi nhận và xử lý theo quy định</w:t>
+      </w:r>
+      <w:r>
+        <w:rPr>
+          <w:color w:val="ED7D31" w:themeColor="accent2"/>
+          <w:sz w:val="26"/>
+          <w:szCs w:val="26"/>
+        </w:rPr>
+        <w:t>.</w:t>
+      </w:r>
+    </w:p>
+    <w:p>
+      <w:pPr>
+        <w:spacing w:line="480" w:lineRule="auto"/>
+        <w:jc w:val="both"/>
+        <w:rPr>
+          <w:color w:val="ED7D31" w:themeColor="accent2"/>
+          <w:sz w:val="26"/>
+          <w:szCs w:val="26"/>
+        </w:rPr>
+      </w:pPr>
+      <w:r>
+        <w:rPr>
+          <w:color w:val="ED7D31" w:themeColor="accent2"/>
+          <w:sz w:val="26"/>
+          <w:szCs w:val="26"/>
+        </w:rPr>
+        <w:t xml:space="preserve">Vì vậy, thầy/cô lưu ý thực hiện nghiêm túc, đảm bảo việc chấm bài và nhập điểm </w:t>
+      </w:r>
+      <w:r>
+        <w:rPr>
+          <w:b/>
+          <w:bCs/>
+          <w:color w:val="ED7D31" w:themeColor="accent2"/>
+          <w:sz w:val="26"/>
+          <w:szCs w:val="26"/>
+        </w:rPr>
+        <w:t>chính xác, khách quan, đúng quy định</w:t>
+      </w:r>
+      <w:r>
+        <w:rPr>
+          <w:color w:val="ED7D31" w:themeColor="accent2"/>
+          <w:sz w:val="26"/>
+          <w:szCs w:val="26"/>
+        </w:rPr>
+        <w:t>.</w:t>
+      </w:r>
+    </w:p>
+    <w:p>
+      <w:pPr>
+        <w:spacing w:line="480" w:lineRule="auto"/>
+        <w:jc w:val="both"/>
+        <w:rPr>
           <w:b/>
           <w:bCs/>
           <w:i/>
@@ -10097,70 +10359,6 @@
       </w:pPr>
       <w:r>
         <w:rPr>
-          <w:noProof/>
-          <w:color w:val="EE0000"/>
-          <w:sz w:val="26"/>
-          <w:szCs w:val="26"/>
-        </w:rPr>
-        <w:lastRenderedPageBreak/>
-        <w:drawing>
-          <wp:anchor distT="0" distB="0" distL="114300" distR="114300" simplePos="0" relativeHeight="251659264" behindDoc="1" locked="0" layoutInCell="1" allowOverlap="1" wp14:anchorId="2A079066" wp14:editId="580CA1C5">
-            <wp:simplePos x="0" y="0"/>
-            <wp:positionH relativeFrom="margin">
-              <wp:posOffset>194945</wp:posOffset>
-            </wp:positionH>
-            <wp:positionV relativeFrom="paragraph">
-              <wp:posOffset>162560</wp:posOffset>
-            </wp:positionV>
-            <wp:extent cx="5941695" cy="1610995"/>
-            <wp:effectExtent l="0" t="0" r="1905" b="8255"/>
-            <wp:wrapNone/>
-            <wp:docPr id="1" name="Picture 1"/>
-            <wp:cNvGraphicFramePr>
-              <a:graphicFrameLocks xmlns:a="http://schemas.openxmlformats.org/drawingml/2006/main" noChangeAspect="1"/>
-            </wp:cNvGraphicFramePr>
-            <a:graphic xmlns:a="http://schemas.openxmlformats.org/drawingml/2006/main">
-              <a:graphicData uri="http://schemas.openxmlformats.org/drawingml/2006/picture">
-                <pic:pic xmlns:pic="http://schemas.openxmlformats.org/drawingml/2006/picture">
-                  <pic:nvPicPr>
-                    <pic:cNvPr id="1" name=""/>
-                    <pic:cNvPicPr/>
-                  </pic:nvPicPr>
-                  <pic:blipFill>
-                    <a:blip r:embed="rId255">
-                      <a:extLst>
-                        <a:ext uri="{28A0092B-C50C-407E-A947-70E740481C1C}">
-                          <a14:useLocalDpi xmlns:a14="http://schemas.microsoft.com/office/drawing/2010/main" val="0"/>
-                        </a:ext>
-                      </a:extLst>
-                    </a:blip>
-                    <a:stretch>
-                      <a:fillRect/>
-                    </a:stretch>
-                  </pic:blipFill>
-                  <pic:spPr>
-                    <a:xfrm>
-                      <a:off x="0" y="0"/>
-                      <a:ext cx="5941695" cy="1610995"/>
-                    </a:xfrm>
-                    <a:prstGeom prst="rect">
-                      <a:avLst/>
-                    </a:prstGeom>
-                  </pic:spPr>
-                </pic:pic>
-              </a:graphicData>
-            </a:graphic>
-            <wp14:sizeRelH relativeFrom="margin">
-              <wp14:pctWidth>0</wp14:pctWidth>
-            </wp14:sizeRelH>
-            <wp14:sizeRelV relativeFrom="margin">
-              <wp14:pctHeight>0</wp14:pctHeight>
-            </wp14:sizeRelV>
-          </wp:anchor>
-        </w:drawing>
-      </w:r>
-      <w:r>
-        <w:rPr>
           <w:b/>
           <w:bCs/>
           <w:i/>
@@ -10171,6 +10369,18 @@
         </w:rPr>
         <w:t>- Hướng dẫn nhập điểm và nhận xét</w:t>
       </w:r>
+      <w:r>
+        <w:rPr>
+          <w:b/>
+          <w:bCs/>
+          <w:i/>
+          <w:iCs/>
+          <w:color w:val="EE0000"/>
+          <w:sz w:val="26"/>
+          <w:szCs w:val="26"/>
+        </w:rPr>
+        <w:t>: Lấy của khối 7</w:t>
+      </w:r>
     </w:p>
     <w:p>
       <w:pPr>
@@ -10179,58 +10389,25 @@
         <w:rPr>
           <w:b/>
           <w:bCs/>
-          <w:sz w:val="26"/>
-          <w:szCs w:val="26"/>
-        </w:rPr>
-      </w:pPr>
-    </w:p>
-    <w:p>
-      <w:pPr>
-        <w:spacing w:line="480" w:lineRule="auto"/>
-        <w:jc w:val="both"/>
+          <w:i/>
+          <w:iCs/>
+          <w:color w:val="EE0000"/>
+          <w:sz w:val="26"/>
+          <w:szCs w:val="26"/>
+        </w:rPr>
+      </w:pPr>
+      <w:r>
         <w:rPr>
           <w:b/>
           <w:bCs/>
-          <w:sz w:val="26"/>
-          <w:szCs w:val="26"/>
-        </w:rPr>
-      </w:pPr>
-    </w:p>
-    <w:p>
-      <w:pPr>
-        <w:spacing w:line="480" w:lineRule="auto"/>
-        <w:jc w:val="both"/>
-        <w:rPr>
-          <w:b/>
-          <w:bCs/>
-          <w:sz w:val="26"/>
-          <w:szCs w:val="26"/>
-        </w:rPr>
-      </w:pPr>
-    </w:p>
-    <w:p>
-      <w:pPr>
-        <w:spacing w:line="480" w:lineRule="auto"/>
-        <w:jc w:val="both"/>
-        <w:rPr>
-          <w:b/>
-          <w:bCs/>
-          <w:sz w:val="26"/>
-          <w:szCs w:val="26"/>
-        </w:rPr>
-      </w:pPr>
-    </w:p>
-    <w:p>
-      <w:pPr>
-        <w:spacing w:line="480" w:lineRule="auto"/>
-        <w:jc w:val="both"/>
-        <w:rPr>
-          <w:b/>
-          <w:bCs/>
-          <w:sz w:val="26"/>
-          <w:szCs w:val="26"/>
-        </w:rPr>
-      </w:pPr>
+          <w:i/>
+          <w:iCs/>
+          <w:color w:val="EE0000"/>
+          <w:sz w:val="26"/>
+          <w:szCs w:val="26"/>
+        </w:rPr>
+        <w:t>- Mẫu nhận xét</w:t>
+      </w:r>
     </w:p>
     <w:tbl>
       <w:tblPr>
@@ -10678,7 +10855,7 @@
             <w:r>
               <w:rPr>
                 <w:b/>
-                <w:color w:val="00B050"/>
+                <w:color w:val="EE0000"/>
                 <w:sz w:val="26"/>
                 <w:szCs w:val="26"/>
               </w:rPr>
@@ -10743,7 +10920,7 @@
           <w:sz w:val="26"/>
           <w:szCs w:val="26"/>
         </w:rPr>
-        <w:t>6</w:t>
+        <w:t>5</w:t>
       </w:r>
       <w:r>
         <w:rPr>
@@ -10803,8 +10980,8 @@
       </w:pPr>
     </w:p>
     <w:sectPr>
-      <w:headerReference w:type="default" r:id="rId256"/>
-      <w:footerReference w:type="default" r:id="rId257"/>
+      <w:headerReference w:type="default" r:id="rId255"/>
+      <w:footerReference w:type="default" r:id="rId256"/>
       <w:pgSz w:w="11907" w:h="16840"/>
       <w:pgMar w:top="567" w:right="851" w:bottom="851" w:left="1134" w:header="288" w:footer="288" w:gutter="0"/>
       <w:pgNumType w:start="1"/>
@@ -13888,6 +14065,7 @@
   <w:style w:type="character" w:default="1" w:styleId="DefaultParagraphFont">
     <w:name w:val="Default Paragraph Font"/>
     <w:uiPriority w:val="1"/>
+    <w:semiHidden/>
     <w:unhideWhenUsed/>
   </w:style>
   <w:style w:type="table" w:default="1" w:styleId="TableNormal">
